--- a/dist/final_packages/CD1_ChuyenDe1_20260521/CD1_ChuyenDe1_VN.docx
+++ b/dist/final_packages/CD1_ChuyenDe1_20260521/CD1_ChuyenDe1_VN.docx
@@ -382,7 +382,7 @@
         <w:t xml:space="preserve"> </w:t>
       </w:r>
       <w:r>
-        <w:t xml:space="preserve">Chuyên đề thực hiện phân tích mô tả-chẩn đoán thực trạng hiệu quả hoạt động kinh doanh của doanh nghiệp ở các nền kinh tế châu Á trong giai đoạn 2009-2025, đồng thời mở rộng so sánh với các Quốc đảo nhỏ Thái Bình Dương như trường hợp biên. Mục tiêu là nhận diện các mẫu hình điển hình về năng suất, lợi nhuận, tăng trưởng và đổi mới qua sáu phân nhóm chế độ thể chế, từ đó định hướng giả thuyết cho mô hình thực nghiệm trong Chuyên đề tiến sĩ số 2.</w:t>
+        <w:t xml:space="preserve">Chuyên đề thực hiện phân tích mô tả-chẩn đoán thực trạng hiệu quả hoạt động kinh doanh của doanh nghiệp ở các nền kinh tế châu Á trong giai đoạn 2009-2025. Phân tích đồng thời mở rộng so sánh với các Quốc đảo nhỏ Thái Bình Dương như trường hợp biên. Mục tiêu là nhận diện các mẫu hình điển hình về năng suất, lợi nhuận, tăng trưởng và đổi mới qua sáu phân nhóm chế độ thể chế, từ đó định hướng giả thuyết cho mô hình thực nghiệm trong Chuyên đề tiến sĩ số 2.</w:t>
       </w:r>
     </w:p>
     <w:p>
@@ -400,7 +400,7 @@
         <w:t xml:space="preserve"> </w:t>
       </w:r>
       <w:r>
-        <w:t xml:space="preserve">Chuyên đề sử dụng dữ liệu vi mô gộp gồm 101.185 doanh nghiệp, 108 cặp quốc gia-năm và 14 mốc khảo sát từ Khảo sát Doanh nghiệp của Ngân hàng Thế giới, bao trùm 47 nền kinh tế phân loại thành sáu phân nhóm theo khung Biến thiên Chế độ Thể chế (Institutional Context Regime Variation, ICRV): Tiên tiến đổi mới sáng tạo dẫn dắt, Tiên tiến tài nguyên dẫn dắt, Thu nhập trung bình cao, Mới nổi, Cận biên, và Quốc đảo nhỏ Thái Bình Dương. Phương pháp chủ đạo là thống kê mô tả đa chiều kết hợp đồ thị, bảng so sánh xuyên quốc gia-xuyên ngành và phân tích hai biến trên bốn chiều hiệu quả: năng suất lao động, lợi nhuận và biên lợi nhuận, tăng trưởng, đổi mới và cấu trúc doanh nghiệp.</w:t>
+        <w:t xml:space="preserve">Chuyên đề sử dụng dữ liệu vi mô gộp gồm 101.185 doanh nghiệp, 108 cặp quốc gia-năm và 14 mốc khảo sát từ Khảo sát Doanh nghiệp của Ngân hàng Thế giới. Mẫu bao trùm 47 nền kinh tế phân loại thành sáu phân nhóm theo khung Biến thiên Chế độ Thể chế (Institutional Context Regime Variation, ICRV): Tiên tiến đổi mới sáng tạo dẫn dắt, Tiên tiến tài nguyên dẫn dắt, Thu nhập trung bình cao, Mới nổi, Cận biên, và Quốc đảo nhỏ Thái Bình Dương. Phương pháp chủ đạo là thống kê mô tả đa chiều kết hợp đồ thị, bảng so sánh xuyên quốc gia-xuyên ngành và phân tích hai biến trên bốn chiều hiệu quả: năng suất lao động, lợi nhuận và biên lợi nhuận, tăng trưởng, đổi mới và cấu trúc doanh nghiệp.</w:t>
       </w:r>
     </w:p>
     <w:p>
@@ -418,7 +418,7 @@
         <w:t xml:space="preserve"> </w:t>
       </w:r>
       <w:r>
-        <w:t xml:space="preserve">Hiệu quả doanh nghiệp châu Á có phân tán lớn và không hội tụ qua giai đoạn 2009-2025. Bảy tiểu cảnh điển hình tồn tại đồng thời, gồm Singapore, Vùng Vịnh (Saudi Arabia, Qatar, Kuwait), Việt Nam, Trung Quốc, Đông Á-Đông Nam Á mới nổi rộng hơn, Mông Cổ trong phạm vi chính, cùng các Quốc đảo nhỏ Thái Bình Dương như trường hợp biên, với các điểm mạnh hiệu quả khác biệt. Tương quan giữa các yếu tố giải thích sơ bộ và hiệu quả thay đổi dấu và cường độ giữa các phân nhóm thể chế, đặc biệt bốn lần đảo dấu của hệ số FDI/FSTS/TCI/DAI xuyên năm phân nhóm chính, gợi ý sự cần thiết của các mô hình phi tuyến và điều tiết đa tầng. Phát hiện hai phân nhóm con trong chế độ Tiên tiến (đổi mới sáng tạo so với tài nguyên dẫn dắt) và xác nhận mẫu hình chi phí buộc phải quốc tế hoá ở các Quốc đảo Thái Bình Dương.</w:t>
+        <w:t xml:space="preserve">Hiệu quả doanh nghiệp châu Á có phân tán lớn và không hội tụ qua giai đoạn 2009-2025. Bảy tiểu cảnh điển hình tồn tại đồng thời với các điểm mạnh hiệu quả khác biệt: Singapore, Vùng Vịnh (Saudi Arabia, Qatar, Kuwait), Việt Nam, Trung Quốc, Đông Á-Đông Nam Á mới nổi rộng hơn, Mông Cổ trong phạm vi chính, cùng các Quốc đảo nhỏ Thái Bình Dương như trường hợp biên. Tương quan giữa các yếu tố giải thích sơ bộ và hiệu quả thay đổi dấu và cường độ giữa các phân nhóm thể chế. Đặc biệt bốn lần đảo dấu của hệ số FDI/FSTS/TCI/DAI xuyên năm phân nhóm chính gợi ý sự cần thiết của các mô hình phi tuyến và điều tiết đa tầng. Phát hiện hai phân nhóm con trong chế độ Tiên tiến (đổi mới sáng tạo so với tài nguyên dẫn dắt) và xác nhận mẫu hình chi phí buộc phải quốc tế hoá ở các Quốc đảo Thái Bình Dương.</w:t>
       </w:r>
     </w:p>
     <w:p>
@@ -436,7 +436,7 @@
         <w:t xml:space="preserve"> </w:t>
       </w:r>
       <w:r>
-        <w:t xml:space="preserve">Chuyên đề đóng góp ba điểm cho tài liệu kinh doanh quốc tế ở thị trường mới nổi: thứ nhất, mở rộng phạm vi mẫu so với các tổng hợp châu Á trước đây lên 47 nền kinh tế và 14 đợt khảo sát; thứ hai, phân tách phân nhóm Tiên tiến theo cơ chế tăng trưởng, một đóng góp lý thuyết kiểu Varieties of Capitalism cho bối cảnh châu Á; thứ ba, thiết lập trường hợp biên Thái Bình Dương cho lý thuyết chữ U ngược Lu-Beamish, định hướng giả thuyết H6 cho Chuyên đề tiến sĩ số 2.</w:t>
+        <w:t xml:space="preserve">Chuyên đề đóng góp ba điểm cho tài liệu kinh doanh quốc tế ở thị trường mới nổi. Thứ nhất, mở rộng phạm vi mẫu so với các tổng hợp châu Á trước đây lên 47 nền kinh tế và 14 đợt khảo sát. Thứ hai, phân tách phân nhóm Tiên tiến theo cơ chế tăng trưởng, một đóng góp lý thuyết kiểu Varieties of Capitalism cho bối cảnh châu Á. Thứ ba, thiết lập trường hợp biên Thái Bình Dương cho lý thuyết chữ U ngược Lu-Beamish, định hướng giả thuyết H6 cho Chuyên đề tiến sĩ số 2.</w:t>
       </w:r>
     </w:p>
     <w:p>
@@ -3930,7 +3930,7 @@
         <w:t xml:space="preserve"> </w:t>
       </w:r>
       <w:r>
-        <w:t xml:space="preserve">tăng trưởng của kinh tế thế giới trong gần hai thập niên qua. Theo Asian Development Bank (ADB, 2024), châu Á đóng góp khoảng 60% tăng trưởng GDP toàn cầu giai đoạn 2010–2023, với tổng quy mô kinh tế chiếm xấp xỉ 40% GDP toàn cầu (World Bank, 2024). Bên trong khu vực, hiệu quả hoạt động của doanh nghiệp – đơn vị tế bào của nền kinh tế – là yếu tố quyết định mức độ chuyển hoá tăng trưởng quốc gia thành</w:t>
+        <w:t xml:space="preserve">tăng trưởng của kinh tế thế giới trong gần hai thập niên qua. Theo Asian Development Bank (ADB, 2024), châu Á đóng góp khoảng 60% tăng trưởng GDP toàn cầu giai đoạn 2010–2023, với tổng quy mô kinh tế chiếm xấp xỉ 40% GDP toàn cầu (World Bank, 2024). Bên trong khu vực, hiệu quả hoạt động của doanh nghiệp, đơn vị tế bào của nền kinh tế, là yếu tố quyết định mức độ chuyển hoá tăng trưởng quốc gia thành</w:t>
       </w:r>
       <w:r>
         <w:t xml:space="preserve"> </w:t>
@@ -3967,7 +3967,7 @@
         <w:t xml:space="preserve">bảy lớp bối cảnh đan xen</w:t>
       </w:r>
       <w:r>
-        <w:t xml:space="preserve">. Bốn lớp đầu gồm: hậu khủng hoảng tài chính toàn cầu 2008–2009; tái cấu trúc chuỗi giá trị toàn cầu sau chiến tranh thương mại Mỹ – Trung 2018 (UNCTAD, 2023); đại dịch COVID-19 2020–2022 (World Bank, 2023); và làn sóng chuyển đổi số tăng tốc từ 2018 (Verhoef et al., 2021; Banalieva &amp; Dhanaraj, 2019). Lớp thứ năm là</w:t>
+        <w:t xml:space="preserve">. Bốn lớp đầu gồm: hậu khủng hoảng tài chính toàn cầu 2008–2009; tái cấu trúc chuỗi giá trị toàn cầu sau chiến tranh thương mại Mỹ-Trung 2018 (UNCTAD, 2023); đại dịch COVID-19 2020–2022 (World Bank, 2023); và làn sóng chuyển đổi số tăng tốc từ 2018 (Verhoef et al., 2021; Banalieva &amp; Dhanaraj, 2019). Lớp thứ năm là</w:t>
       </w:r>
       <w:r>
         <w:t xml:space="preserve"> </w:t>
@@ -3996,10 +3996,7 @@
         <w:t xml:space="preserve">Lớp thứ sáu là xung đột Trung Đông 2026</w:t>
       </w:r>
       <w:r>
-        <w:t xml:space="preserve"> </w:t>
-      </w:r>
-      <w:r>
-        <w:t xml:space="preserve">— IMF (2026, April) điều chỉnh giảm tăng trưởng toàn cầu xuống 3,1% năm 2026 và giảm dự báo Saudi Arabia mạnh từ ~4,5% xuống 3,1% do giảm sản lượng dầu; ADB (2026, April) trong báo cáo</w:t>
+        <w:t xml:space="preserve">. IMF (2026, April) điều chỉnh giảm tăng trưởng toàn cầu xuống 3,1% năm 2026 và giảm dự báo Saudi Arabia mạnh từ ~4,5% xuống 3,1% do giảm sản lượng dầu. ADB (2026, April) trong báo cáo</w:t>
       </w:r>
       <w:r>
         <w:t xml:space="preserve"> </w:t>
@@ -4028,7 +4025,7 @@
         <w:t xml:space="preserve">Riêng Việt Nam, ADB (2026, April, Vietnam Economic Outlook) ghi nhận GDP lịch sử 2025 đạt 8,0%</w:t>
       </w:r>
       <w:r>
-        <w:t xml:space="preserve">, mức cao nhất khu vực Đông Nam Á, và cập nhật dự báo</w:t>
+        <w:t xml:space="preserve">, mức cao nhất khu vực Đông Nam Á. ADB cập nhật dự báo</w:t>
       </w:r>
       <w:r>
         <w:t xml:space="preserve"> </w:t>
@@ -4041,10 +4038,7 @@
         <w:t xml:space="preserve">7,2% (2026), sau đó 7,0% (2027)</w:t>
       </w:r>
       <w:r>
-        <w:t xml:space="preserve"> </w:t>
-      </w:r>
-      <w:r>
-        <w:t xml:space="preserve">(đường giảm 8,0%, sau đó 7,2%, sau đó 7,0%, vượt mức bình quân ASEAN 4,6% và Đông Nam Á 4,7%), với động lực từ FDI commitment $2,4 tỷ qua 18 dự án chiến lược (fintech, năng lượng sạch, logistics), năng suất lao động dự phóng +5,1% giai đoạn 2026-2027 và FDI manufacturing tiến vào "higher-value" stage.</w:t>
+        <w:t xml:space="preserve">, vượt mức bình quân ASEAN 4,6% và Đông Nam Á 4,7%. Động lực đến từ FDI commitment $2,4 tỷ qua 18 dự án chiến lược (fintech, năng lượng sạch, logistics), năng suất lao động dự phóng +5,1% giai đoạn 2026-2027 và FDI manufacturing tiến vào giai đoạn higher-value.</w:t>
       </w:r>
       <w:r>
         <w:t xml:space="preserve"> </w:t>
@@ -4057,10 +4051,7 @@
         <w:t xml:space="preserve">Lớp thứ bảy là bất định chính sách thuế quan Mỹ 2026</w:t>
       </w:r>
       <w:r>
-        <w:t xml:space="preserve"> </w:t>
-      </w:r>
-      <w:r>
-        <w:t xml:space="preserve">— Mỹ chiếm xấp xỉ</w:t>
+        <w:t xml:space="preserve">. Mỹ chiếm xấp xỉ</w:t>
       </w:r>
       <w:r>
         <w:t xml:space="preserve"> </w:t>
@@ -4076,23 +4067,20 @@
         <w:t xml:space="preserve"> </w:t>
       </w:r>
       <w:r>
-        <w:t xml:space="preserve">(đối tác thương mại lớn nhất); thuế toàn cầu 10% tạm thời áp dụng đầu 2026 (nguy cơ tăng lên 15% trong nửa cuối năm) tạo áp lực kép lên doanh nghiệp xuất khẩu châu Á: (a)</w:t>
-      </w:r>
-      <w:r>
-        <w:t xml:space="preserve"> </w:t>
-      </w:r>
-      <w:r>
-        <w:rPr>
-          <w:bCs/>
-          <w:b/>
-        </w:rPr>
-        <w:t xml:space="preserve">front-loading effect</w:t>
-      </w:r>
-      <w:r>
-        <w:t xml:space="preserve"> </w:t>
-      </w:r>
-      <w:r>
-        <w:t xml:space="preserve">— đẩy nhanh giao hàng ngắn hạn nhằm tận dụng cửa sổ thuế thấp, boost doanh thu 2025 (8,0%) nhưng làm giảm đà tăng trưởng 2026-2027; (b)</w:t>
+        <w:t xml:space="preserve">(đối tác thương mại lớn nhất). Thuế toàn cầu 10% tạm thời áp dụng đầu 2026 (nguy cơ tăng lên 15% trong nửa cuối năm) tạo áp lực kép lên doanh nghiệp xuất khẩu châu Á: (a)</w:t>
+      </w:r>
+      <w:r>
+        <w:t xml:space="preserve"> </w:t>
+      </w:r>
+      <w:r>
+        <w:rPr>
+          <w:bCs/>
+          <w:b/>
+        </w:rPr>
+        <w:t xml:space="preserve">hiệu ứng front-loading</w:t>
+      </w:r>
+      <w:r>
+        <w:t xml:space="preserve">, đẩy nhanh giao hàng ngắn hạn nhằm tận dụng cửa sổ thuế thấp, boost doanh thu 2025 (8,0%) nhưng làm giảm đà tăng trưởng 2026-2027; (b)</w:t>
       </w:r>
       <w:r>
         <w:t xml:space="preserve"> </w:t>
@@ -4108,7 +4096,7 @@
         <w:t xml:space="preserve"> </w:t>
       </w:r>
       <w:r>
-        <w:t xml:space="preserve">do bất định chính sách (policy uncertainty) dẫn đến cắt giảm CapEx + R&amp;D; (c)</w:t>
+        <w:t xml:space="preserve">do bất định chính sách (policy uncertainty), dẫn đến cắt giảm CapEx + R&amp;D; (c)</w:t>
       </w:r>
       <w:r>
         <w:t xml:space="preserve"> </w:t>
@@ -4121,10 +4109,7 @@
         <w:t xml:space="preserve">phân hóa giữa tập đoàn lớn và SME</w:t>
       </w:r>
       <w:r>
-        <w:t xml:space="preserve"> </w:t>
-      </w:r>
-      <w:r>
-        <w:t xml:space="preserve">— tập đoàn lớn có khả năng hấp thụ tariff cost cao hơn (đa thị trường, hedging tài chính, chuỗi cung ứng đa lớp); SME chịu áp lực biên lợi nhuận và phải lựa chọn giữa hấp thụ cost vs chuyển giá khách hàng (ADB Vietnam Economic Outlook 2026). Bảy lớp bối cảnh này tác động không đồng đều đến các nhóm nền kinh tế châu Á.</w:t>
+        <w:t xml:space="preserve">. Tập đoàn lớn có khả năng hấp thụ tariff cost cao hơn (đa thị trường, hedging tài chính, chuỗi cung ứng đa lớp); SME chịu áp lực biên lợi nhuận và phải lựa chọn giữa hấp thụ cost vs chuyển giá khách hàng (ADB Vietnam Economic Outlook 2026). Bảy lớp bối cảnh này tác động không đồng đều đến các nhóm nền kinh tế châu Á.</w:t>
       </w:r>
     </w:p>
     <w:p>
@@ -4132,7 +4117,7 @@
         <w:pStyle w:val="BodyText"/>
       </w:pPr>
       <w:r>
-        <w:t xml:space="preserve">Trong bối cảnh đó, hệ thống thông tin về hiệu quả doanh nghiệp châu Á còn phân mảnh. World Bank Enterprise Surveys (WBES) là cơ sở dữ liệu vi mô tin cậy và có tính so sánh xuyên quốc gia tốt nhất hiện có (World Bank Enterprise Surveys, 2025). Đỗ và Phan (2026 — VEFR) đã mở rộng phạm vi WBES đến 17 nền kinh tế châu Á mới nổi với ~40.633 doanh nghiệp, ghi nhận pattern "</w:t>
+        <w:t xml:space="preserve">Trong bối cảnh đó, hệ thống thông tin về hiệu quả doanh nghiệp châu Á còn phân mảnh. World Bank Enterprise Surveys (WBES) là cơ sở dữ liệu vi mô tin cậy và có tính so sánh xuyên quốc gia tốt nhất hiện có (World Bank Enterprise Surveys, 2025). Đỗ và Phan (2026, VEFR) đã mở rộng phạm vi WBES đến 17 nền kinh tế châu Á mới nổi với ~40.633 doanh nghiệp, ghi nhận pattern "</w:t>
       </w:r>
       <w:r>
         <w:rPr>
@@ -4142,7 +4127,7 @@
         <w:t xml:space="preserve">hiệu ứng lá chắn số (digital shield effect)</w:t>
       </w:r>
       <w:r>
-        <w:t xml:space="preserve">". Tuy nhiên, vẫn còn ít có tổng hợp xuyên 47 nền kinh tế trên giai đoạn dài 2009–2025 sau khi hài hòa ba thế hệ khung dữ liệu (PICS3, WBES Standardized, BREADY/BEE).</w:t>
+        <w:t xml:space="preserve">". Dẫu vậy, vẫn còn ít có tổng hợp xuyên 47 nền kinh tế trên giai đoạn dài 2009–2025 sau khi hài hòa ba thế hệ khung dữ liệu (PICS3, WBES Standardized, BREADY/BEE).</w:t>
       </w:r>
     </w:p>
     <w:p>
@@ -4179,10 +4164,7 @@
         <w:t xml:space="preserve">101.185 doanh nghiệp xuyên 47 nền kinh tế × 108 cặp quốc gia × năm × 14 mốc khảo sát</w:t>
       </w:r>
       <w:r>
-        <w:t xml:space="preserve"> </w:t>
-      </w:r>
-      <w:r>
-        <w:t xml:space="preserve">— gấp 2,5 lần phạm vi của Đỗ &amp; Phan (2026 — VEFR). Đây là phạm vi rộng nhất từng có cho nghiên cứu I→P trong văn liệu IB hiện hành. Năm 2025 có</w:t>
+        <w:t xml:space="preserve">, gấp 2,5 lần phạm vi của Đỗ &amp; Phan (2026, VEFR). Đây là phạm vi rộng nhất từng có cho nghiên cứu I→P trong văn liệu IB hiện hành. Năm 2025 có</w:t>
       </w:r>
       <w:r>
         <w:t xml:space="preserve"> </w:t>
@@ -4239,10 +4221,10 @@
           <w:bCs/>
           <w:b/>
         </w:rPr>
-        <w:t xml:space="preserve">số hóa không phải công cụ tối ưu hóa chuỗi cung ứng mà là phương tiện sinh tồn — website không phải chiến lược marketing mà là cánh cửa duy nhất kết nối với thế giới</w:t>
-      </w:r>
-      <w:r>
-        <w:t xml:space="preserve">. Ẩn dụ này dẫn vào Mục 2.6 (3 điều kiện cấu trúc của U-curve) và Mục 5.7 (SIDS Pacific case file 16) — nơi điều kiện biên của lý thuyết Lu &amp; Beamish (2004) được thiết lập rõ ràng.</w:t>
+        <w:t xml:space="preserve">số hóa không phải công cụ tối ưu hóa chuỗi cung ứng mà là phương tiện sinh tồn; website không phải chiến lược marketing mà là cánh cửa duy nhất kết nối với thế giới</w:t>
+      </w:r>
+      <w:r>
+        <w:t xml:space="preserve">. Ẩn dụ này dẫn vào Mục 2.6 (3 điều kiện cấu trúc của U-curve) và Mục 5.7 (SIDS Pacific case file 16), nơi điều kiện biên của lý thuyết Lu &amp; Beamish (2004) được thiết lập rõ ràng.</w:t>
       </w:r>
     </w:p>
     <w:bookmarkEnd w:id="28"/>
@@ -4283,7 +4265,7 @@
         <w:t xml:space="preserve"> </w:t>
       </w:r>
       <w:r>
-        <w:t xml:space="preserve">(41 nền kinh tế châu Á + 7 SIDS Thái Bình Dương boundary extension; pool 101.185 doanh nghiệp) trong giai đoạn</w:t>
+        <w:t xml:space="preserve">trong giai đoạn</w:t>
       </w:r>
       <w:r>
         <w:t xml:space="preserve"> </w:t>
@@ -4296,7 +4278,7 @@
         <w:t xml:space="preserve">2009–2025</w:t>
       </w:r>
       <w:r>
-        <w:t xml:space="preserve">.</w:t>
+        <w:t xml:space="preserve">. Mẫu gồm 41 nền kinh tế châu Á + 7 SIDS Thái Bình Dương boundary extension (pool 101.185 doanh nghiệp).</w:t>
       </w:r>
     </w:p>
     <w:p>
@@ -4492,7 +4474,7 @@
         <w:t xml:space="preserve">Bốn ngành loại trừ khỏi vũ trụ khảo sát WBES</w:t>
       </w:r>
       <w:r>
-        <w:t xml:space="preserve">: tiện ích công cộng, dịch vụ chính phủ, chăm sóc sức khỏe và dịch vụ tài chính — vì các ngành này có cấu trúc thể chế đặc thù không phù hợp với khung phân tích doanh nghiệp tư nhân chính thức (cited World Bank, n.d. — Tài liệu tóm tắt chỉ số Enterprise Surveys; file 04 v2.5).</w:t>
+        <w:t xml:space="preserve">: tiện ích công cộng, dịch vụ chính phủ, chăm sóc sức khỏe và dịch vụ tài chính. Các ngành này có cấu trúc thể chế đặc thù không phù hợp với khung phân tích doanh nghiệp tư nhân chính thức (cited World Bank, n.d., Tài liệu tóm tắt chỉ số Enterprise Surveys; file 04 v2.5).</w:t>
       </w:r>
     </w:p>
     <w:p>
@@ -4632,7 +4614,7 @@
         <w:pStyle w:val="Compact"/>
       </w:pPr>
       <w:r>
-        <w:t xml:space="preserve">Cyprus được bao gồm trong nhóm Advanced (cụm Mediterranean — biên giới Đông – Tây Á về địa lý).</w:t>
+        <w:t xml:space="preserve">Cyprus được bao gồm trong nhóm Advanced (cụm Mediterranean, biên giới Đông – Tây Á về địa lý).</w:t>
       </w:r>
     </w:p>
     <w:p>
@@ -4663,7 +4645,7 @@
         <w:t xml:space="preserve"> </w:t>
       </w:r>
       <w:r>
-        <w:t xml:space="preserve">với 5 phân nhóm châu Á thuần (gồm Kazakhstan/Armenia/Georgia trong Upper-middle; Kyrgyzstan/Tajikistan/Uzbekistan/Turkmenistan trong Frontier) vì các nền kinh tế này có dữ liệu WBES đầy đủ, mức độ dị biệt thể chế có giá trị phân tích và được xếp vào "Emerging/Central Asia" theo khung phân loại ADB + nhiều nghiên cứu IB. Tài liệu tham chiếu</w:t>
+        <w:t xml:space="preserve">với 5 phân nhóm châu Á thuần (gồm Kazakhstan/Armenia/Georgia trong Upper-middle; Kyrgyzstan/Tajikistan/Uzbekistan/Turkmenistan trong Frontier). Các nền kinh tế này có dữ liệu WBES đầy đủ, mức độ dị biệt thể chế có giá trị phân tích và được xếp vào "Emerging/Central Asia" theo khung phân loại ADB + nhiều nghiên cứu IB. Tài liệu tham chiếu</w:t>
       </w:r>
       <w:r>
         <w:t xml:space="preserve"> </w:t>
@@ -4678,7 +4660,7 @@
         <w:t xml:space="preserve"> </w:t>
       </w:r>
       <w:r>
-        <w:t xml:space="preserve">sử dụng phạm vi hẹp hơn: WB geographic regions EAP + SAS + MENAAP (không bao gồm ECA), phục vụ mục đích tra cứu phân loại thu nhập FY2026 WB Atlas Method — hai tài liệu phục vụ mục đích khác nhau. Để tra cứu chi tiết tình trạng WBES data availability cho từng nền kinh tế châu Á (Included vs. Excluded trong PhD + lý do), xem</w:t>
+        <w:t xml:space="preserve">sử dụng phạm vi hẹp hơn: WB geographic regions EAP + SAS + MENAAP (không bao gồm ECA), phục vụ mục đích tra cứu phân loại thu nhập FY2026 WB Atlas Method. Hai tài liệu phục vụ mục đích khác nhau. Để tra cứu chi tiết tình trạng WBES data availability cho từng nền kinh tế châu Á (Included vs. Excluded trong PhD + lý do), xem</w:t>
       </w:r>
       <w:r>
         <w:t xml:space="preserve"> </w:t>
@@ -4814,7 +4796,7 @@
         <w:t xml:space="preserve"> </w:t>
       </w:r>
       <w:r>
-        <w:t xml:space="preserve">của ADB Regional Classification (ADB, 2024) và World Bank EAP Region được áp dụng xuyên suốt các báo cáo thực tiễn — đảm bảo so sánh nhất quán với văn liệu IB hiện hành;</w:t>
+        <w:t xml:space="preserve">của ADB Regional Classification (ADB, 2024) và World Bank EAP Region được áp dụng xuyên suốt các báo cáo thực tiễn, đảm bảo so sánh nhất quán với văn liệu IB hiện hành;</w:t>
       </w:r>
     </w:p>
     <w:p>
@@ -4838,7 +4820,7 @@
         <w:t xml:space="preserve"> </w:t>
       </w:r>
       <w:r>
-        <w:t xml:space="preserve">cho SIDS Pacific là phần dữ liệu Asia mà không có nguồn alternative chuẩn hóa khác — bảo đảm tính khả dụng dữ liệu so sánh xuyên quốc gia;</w:t>
+        <w:t xml:space="preserve">cho SIDS Pacific là phần dữ liệu Asia mà không có nguồn alternative chuẩn hóa khác, bảo đảm tính khả dụng dữ liệu so sánh xuyên quốc gia;</w:t>
       </w:r>
     </w:p>
     <w:p>
@@ -4875,7 +4857,7 @@
         <w:t xml:space="preserve"> </w:t>
       </w:r>
       <w:r>
-        <w:t xml:space="preserve">giúp minh họa và kiểm chứng patterns châu Á qua tương phản — đặc biệt H6 (forced internationalization penalty) trong Chuyên đề 2. Kiribati 2025 với FSTS 1,03%, FDI 0,7%, website 18,7% là extreme nhất pool (xem Mục 5.7);</w:t>
+        <w:t xml:space="preserve">giúp minh họa và kiểm chứng patterns châu Á qua tương phản, đặc biệt H6 (forced internationalization penalty) trong Chuyên đề 2. Kiribati 2025 với FSTS 1,03%, FDI 0,7%, website 18,7% là extreme nhất pool (xem Mục 5.7);</w:t>
       </w:r>
     </w:p>
     <w:p>
@@ -4986,7 +4968,7 @@
         <w:t xml:space="preserve"> </w:t>
       </w:r>
       <w:r>
-        <w:t xml:space="preserve">cho pattern châu Á — đặc biệt Mục 5.7 SIDS Thái Bình Dương và Mục 7.3.1 (3) digital theatre;</w:t>
+        <w:t xml:space="preserve">cho pattern châu Á, đặc biệt Mục 5.7 SIDS Thái Bình Dương và Mục 7.3.1 (3) digital theatre;</w:t>
       </w:r>
     </w:p>
     <w:p>
@@ -5108,7 +5090,7 @@
         <w:t xml:space="preserve"> </w:t>
       </w:r>
       <w:r>
-        <w:t xml:space="preserve">(16 năm × 14 mốc khảo sát: 2009–2016, 2018–2025). Bao trùm ba thế hệ khung dữ liệu WBES — PICS3 (2009–2012, n=14.335), Standardized (2013–2017, n=25.046), Standardized 2018+ với BREADY/BEE/EAP Core (2018–2025, n=61.804).</w:t>
+        <w:t xml:space="preserve">(16 năm × 14 mốc khảo sát: 2009–2016, 2018–2025). Bao trùm ba thế hệ khung dữ liệu WBES, gồm PICS3 (2009–2012, n=14.335), Standardized (2013–2017, n=25.046), Standardized 2018+ với BREADY/BEE/EAP Core (2018–2025, n=61.804).</w:t>
       </w:r>
     </w:p>
     <w:p>
@@ -5123,7 +5105,7 @@
         <w:t xml:space="preserve">Phạm vi nội dung</w:t>
       </w:r>
       <w:r>
-        <w:t xml:space="preserve">: hiệu quả hoạt động kinh doanh đa chiều — năng suất lao động, lợi nhuận, tăng trưởng, đổi mới sáng tạo, cấu trúc doanh nghiệp.</w:t>
+        <w:t xml:space="preserve">: hiệu quả hoạt động kinh doanh đa chiều, gồm năng suất lao động, lợi nhuận, tăng trưởng, đổi mới sáng tạo, cấu trúc doanh nghiệp.</w:t>
       </w:r>
     </w:p>
     <w:bookmarkEnd w:id="30"/>
@@ -5165,7 +5147,7 @@
         <w:pStyle w:val="BodyText"/>
       </w:pPr>
       <w:r>
-        <w:t xml:space="preserve">Cụ thể, chuyên đề kết hợp ba kỹ thuật: (a) thống kê mô tả đa biến (trung vị, trung bình, độ phân tán, kurtosis) theo phân nhóm thể chế và theo ngành; (b) trực quan hóa dữ liệu (heatmap, kernel density, spider chart, scatter plot — 11 hình); (c) phân tích hai biến (bivariate). Khung PESTEL bổ trợ ở cấp độ giải thích bối cảnh.</w:t>
+        <w:t xml:space="preserve">Cụ thể, chuyên đề kết hợp ba kỹ thuật: (a) thống kê mô tả đa biến (trung vị, trung bình, độ phân tán, kurtosis) theo phân nhóm thể chế và theo ngành; (b) trực quan hóa dữ liệu (heatmap, kernel density, spider chart, scatter plot, tổng 11 hình); (c) phân tích hai biến (bivariate). Khung PESTEL bổ trợ ở cấp độ giải thích bối cảnh.</w:t>
       </w:r>
     </w:p>
     <w:p>
@@ -5177,7 +5159,7 @@
           <w:bCs/>
           <w:b/>
         </w:rPr>
-        <w:t xml:space="preserve">Áp dụng nguyên tắc transparent data section của Aguinis et al. (2019 —</w:t>
+        <w:t xml:space="preserve">Áp dụng nguyên tắc transparent data section của Aguinis et al. (2019,</w:t>
       </w:r>
       <w:r>
         <w:rPr>
@@ -5257,7 +5239,7 @@
           <w:bCs/>
           <w:b/>
         </w:rPr>
-        <w:t xml:space="preserve">Khung lý giải lý thuyết bổ sung — Kafouros et al. (2023 —</w:t>
+        <w:t xml:space="preserve">Khung lý giải lý thuyết bổ sung, Kafouros et al. (2023,</w:t>
       </w:r>
       <w:r>
         <w:rPr>
@@ -5299,7 +5281,7 @@
         <w:t xml:space="preserve"> </w:t>
       </w:r>
       <w:r>
-        <w:t xml:space="preserve">(partnership identification) — giải thích vì sao DAI và mức độ tham gia website thay đổi mạnh xuyên các phân nhóm thể chế; (b)</w:t>
+        <w:t xml:space="preserve">(partnership identification), giải thích vì sao DAI và mức độ tham gia website thay đổi mạnh xuyên các phân nhóm thể chế; (b)</w:t>
       </w:r>
       <w:r>
         <w:t xml:space="preserve"> </w:t>
@@ -5315,7 +5297,7 @@
         <w:t xml:space="preserve"> </w:t>
       </w:r>
       <w:r>
-        <w:t xml:space="preserve">(legal framework effectiveness) — giải thích sự phân tán R&amp;D, ISO và TCI; (c)</w:t>
+        <w:t xml:space="preserve">(legal framework effectiveness), giải thích sự phân tán R&amp;D, ISO và TCI; (c)</w:t>
       </w:r>
       <w:r>
         <w:t xml:space="preserve"> </w:t>
@@ -5331,7 +5313,7 @@
         <w:t xml:space="preserve"> </w:t>
       </w:r>
       <w:r>
-        <w:t xml:space="preserve">(interfirm market exchange) — giải thích phân tán năng suất nội bộ. Khung 3 cơ chế này là cơ sở để CĐ2 thiết lập các mô hình điều tiết (moderation) cho giả thuyết H7 mới — tương tác giữa chất lượng thể chế và động học ngành (industry × institutional dynamism interaction).</w:t>
+        <w:t xml:space="preserve">(interfirm market exchange), giải thích phân tán năng suất nội bộ. Khung 3 cơ chế này là cơ sở để CĐ2 thiết lập các mô hình điều tiết (moderation) cho giả thuyết H7 mới về tương tác giữa chất lượng thể chế và động học ngành (industry × institutional dynamism interaction).</w:t>
       </w:r>
     </w:p>
     <w:p>
@@ -5362,7 +5344,7 @@
         <w:t xml:space="preserve"> </w:t>
       </w:r>
       <w:r>
-        <w:t xml:space="preserve">(institutional foundations — qui định thuế, quyền sở hữu tài sản, giải quyết tranh chấp,</w:t>
+        <w:t xml:space="preserve">(institutional foundations), gồm qui định thuế, quyền sở hữu tài sản, giải quyết tranh chấp,</w:t>
       </w:r>
       <w:r>
         <w:t xml:space="preserve"> </w:t>
@@ -5375,7 +5357,7 @@
         <w:t xml:space="preserve">6 essential public transactions</w:t>
       </w:r>
       <w:r>
-        <w:t xml:space="preserve">: cấp phép hoạt động, cấp phép xây dựng, kết nối điện, kết nối nước, cấp phép khảo sát đất, hoàn thuế VAT); (ii)</w:t>
+        <w:t xml:space="preserve">: cấp phép hoạt động, cấp phép xây dựng, kết nối điện, kết nối nước, cấp phép khảo sát đất, hoàn thuế VAT; (ii)</w:t>
       </w:r>
       <w:r>
         <w:t xml:space="preserve"> </w:t>
@@ -5407,7 +5389,7 @@
         <w:t xml:space="preserve"> </w:t>
       </w:r>
       <w:r>
-        <w:t xml:space="preserve">(market dynamics, cạnh tranh, FDI, xuất nhập khẩu). Đáng chú ý: doanh nghiệp xuất khẩu mất ~1 tuần để hoàn tất thủ tục (xuất) / ~2 tuần (nhập); ~40% doanh nghiệp coi thủ tục thương mại là rào cản lớn nhất (theo IFC analysis). Khung 3 trụ cột này là tham chiếu cho Mục 6 yếu tố giải thích trong CĐ1 v3.x — bổ sung lăng kính phân tích doanh nghiệp WBES tách 3 chiều cấu trúc.</w:t>
+        <w:t xml:space="preserve">(market dynamics, cạnh tranh, FDI, xuất nhập khẩu). Đáng chú ý: doanh nghiệp xuất khẩu mất ~1 tuần để hoàn tất thủ tục (xuất) / ~2 tuần (nhập); ~40% doanh nghiệp coi thủ tục thương mại là rào cản lớn nhất (theo IFC analysis). Khung 3 trụ cột này là tham chiếu cho Mục 6 yếu tố giải thích trong CĐ1 v3.x, bổ sung lăng kính phân tích doanh nghiệp WBES tách 3 chiều cấu trúc.</w:t>
       </w:r>
     </w:p>
     <w:p>
@@ -5422,7 +5404,7 @@
         <w:t xml:space="preserve">Chi tiết phương pháp luận WBES Global</w:t>
       </w:r>
       <w:r>
-        <w:t xml:space="preserve">: Áp dụng phương pháp lấy mẫu Global từ năm 2006 với ba nguyên tắc kỹ thuật: (a)</w:t>
+        <w:t xml:space="preserve">: Áp dụng phương pháp lấy mẫu Global từ năm 2006 với ba nguyên tắc kỹ thuật. (a)</w:t>
       </w:r>
       <w:r>
         <w:t xml:space="preserve"> </w:t>
@@ -5438,7 +5420,7 @@
         <w:t xml:space="preserve"> </w:t>
       </w:r>
       <w:r>
-        <w:t xml:space="preserve">(sampling weights): mọi giá trị trung bình và trung vị trong CĐ1 đều được tính có trọng số để phản ánh đúng tổng thể doanh nghiệp thực tế; (b)</w:t>
+        <w:t xml:space="preserve">(sampling weights): mọi giá trị trung bình và trung vị trong CĐ1 đều được tính có trọng số để phản ánh đúng tổng thể doanh nghiệp thực tế. (b)</w:t>
       </w:r>
       <w:r>
         <w:t xml:space="preserve"> </w:t>
@@ -5454,7 +5436,7 @@
         <w:t xml:space="preserve"> </w:t>
       </w:r>
       <w:r>
-        <w:t xml:space="preserve">(outliers): các phản hồi cực đoan được xác định bằng phương pháp chuyển đổi logarit và loại bỏ nếu nằm ngoài 3 độ lệch chuẩn so với trung bình, đồng thời winsorize log năng suất ở mức 1/99 phân vị trong cụm quốc gia × năm; (c)</w:t>
+        <w:t xml:space="preserve">(outliers): các phản hồi cực đoan được xác định bằng phương pháp chuyển đổi logarit và loại bỏ nếu nằm ngoài 3 độ lệch chuẩn so với trung bình; đồng thời winsorize log năng suất ở mức 1/99 phân vị trong cụm quốc gia × năm. (c)</w:t>
       </w:r>
       <w:r>
         <w:t xml:space="preserve"> </w:t>
@@ -5467,7 +5449,7 @@
         <w:t xml:space="preserve">Ngưỡng quan sát</w:t>
       </w:r>
       <w:r>
-        <w:t xml:space="preserve">: tối thiểu 5 quan sát cho trung bình/trung vị và 30 quan sát cho tốc độ tăng trưởng; nếu không đủ dẫn đến ghi "n.a." (không áp dụng). Các nguyên tắc này bảo đảm tính so sánh xuyên quốc gia và xuyên thời gian của 47 nền kinh tế trong pool 101.185 doanh nghiệp (cited World Bank, 2025, Hệ thống phân loại quốc gia FY26 + n.d., Tài liệu tóm tắt chỉ số Enterprise Surveys; file 04 v2.5).</w:t>
+        <w:t xml:space="preserve">: tối thiểu 5 quan sát cho trung bình/trung vị và 30 quan sát cho tốc độ tăng trưởng; nếu không đủ thì ghi "n.a." (không áp dụng). Các nguyên tắc này bảo đảm tính so sánh xuyên quốc gia và xuyên thời gian của 47 nền kinh tế trong pool 101.185 doanh nghiệp (cited World Bank, 2025, Hệ thống phân loại quốc gia FY26 + n.d., Tài liệu tóm tắt chỉ số Enterprise Surveys; file 04 v2.5).</w:t>
       </w:r>
     </w:p>
     <w:bookmarkEnd w:id="31"/>
@@ -5516,7 +5498,7 @@
         <w:t xml:space="preserve"> </w:t>
       </w:r>
       <w:r>
-        <w:t xml:space="preserve">đa chiều cho hiệu quả doanh nghiệp châu Á 2009–2025 — phạm vi rộng nhất trong văn liệu IB hiện hành (Wu et al., 2022 dừng ở 2020; Arte &amp; Larimo, 2022 dừng ở 2019). Việc bao gồm</w:t>
+        <w:t xml:space="preserve">đa chiều cho hiệu quả doanh nghiệp châu Á 2009–2025, phạm vi rộng nhất trong văn liệu IB hiện hành (Wu et al., 2022 dừng ở 2020; Arte &amp; Larimo, 2022 dừng ở 2019). Việc bao gồm</w:t>
       </w:r>
       <w:r>
         <w:t xml:space="preserve"> </w:t>
@@ -5556,7 +5538,7 @@
         <w:t xml:space="preserve"> </w:t>
       </w:r>
       <w:r>
-        <w:t xml:space="preserve">(innovation-driven so với resource-driven) — phát hiện lý thuyết MỚI chưa có trong văn liệu hiện hành (kể cả Đỗ &amp; Phan, 2026 — VEFR vốn chỉ tập trung emerging Asia). Tỷ số phân tán Singapore (1,03) so với Vùng Vịnh (0,49) ≈</w:t>
+        <w:t xml:space="preserve">(innovation-driven so với resource-driven), phát hiện lý thuyết MỚI chưa có trong văn liệu hiện hành (kể cả Đỗ &amp; Phan, 2026, VEFR vốn chỉ tập trung emerging Asia). Tỷ số phân tán Singapore (1,03) so với Vùng Vịnh (0,49) ≈</w:t>
       </w:r>
       <w:r>
         <w:t xml:space="preserve"> </w:t>
@@ -5596,7 +5578,7 @@
         <w:t xml:space="preserve"> </w:t>
       </w:r>
       <w:r>
-        <w:t xml:space="preserve">ở Frontier và Emerging châu Á 2018–2025, mở rộng pattern hiệu ứng lá chắn số (digital shield effect) từ 17 nước (Đỗ &amp; Phan, 2026, VEFR) lên 47 nước (xem Mục 4.4 và Mục 4.6). Phân tách hai tầng (Tier) đo lường —</w:t>
+        <w:t xml:space="preserve">ở Frontier và Emerging châu Á 2018–2025, mở rộng pattern hiệu ứng lá chắn số (digital shield effect) từ 17 nước (Đỗ &amp; Phan, 2026, VEFR) lên 47 nước (xem Mục 4.4 và Mục 4.6). Chuyên đề phân tách hai tầng (Tier) đo lường.</w:t>
       </w:r>
       <w:r>
         <w:t xml:space="preserve"> </w:t>
@@ -5628,7 +5610,7 @@
         <w:t xml:space="preserve"> </w:t>
       </w:r>
       <w:r>
-        <w:t xml:space="preserve">có/không, đo trong Spec 1 2009–2025, đã</w:t>
+        <w:t xml:space="preserve">có/không) được đo trong Spec 1 2009–2025 và đã</w:t>
       </w:r>
       <w:r>
         <w:t xml:space="preserve"> </w:t>
@@ -5644,7 +5626,7 @@
         <w:t xml:space="preserve"> </w:t>
       </w:r>
       <w:r>
-        <w:t xml:space="preserve">ở Advanced từ trước 2018) vs</w:t>
+        <w:t xml:space="preserve">ở Advanced từ trước 2018.</w:t>
       </w:r>
       <w:r>
         <w:t xml:space="preserve"> </w:t>
@@ -5660,7 +5642,7 @@
         <w:t xml:space="preserve"> </w:t>
       </w:r>
       <w:r>
-        <w:t xml:space="preserve">(DAI đa thành phần — multi-component, 5 thành phần: website + email + thanh toán di động (smartphone POS) + thương mại điện tử (e-commerce) + điện toán đám mây (cloud) — đo trong Spec 2 2018–2025) — minh bạch hóa rằng hệ số âm DAI ở Advanced trong Spec 1 (-0,129) là</w:t>
+        <w:t xml:space="preserve">(DAI đa thành phần, multi-component, 5 thành phần: website + email + thanh toán di động (smartphone POS) + thương mại điện tử (e-commerce) + điện toán đám mây (cloud)) được đo trong Spec 2 2018–2025. Phân tách này minh bạch hóa rằng hệ số âm DAI ở Advanced trong Spec 1 (-0,129) là</w:t>
       </w:r>
       <w:r>
         <w:t xml:space="preserve"> </w:t>
@@ -5673,7 +5655,7 @@
         <w:t xml:space="preserve">biểu hiện giả tạo do bão hòa Tier-1 (artifact của Tier-1 saturation)</w:t>
       </w:r>
       <w:r>
-        <w:t xml:space="preserve">, không phải "số hóa làm giảm năng suất ở Singapore/Hàn Quốc". Kiểm định loại trừ ICT (ICT exclusion test) ở Mục 4.4.5 file 15 xác nhận đây là biểu hiện giả tạo: khi loại bỏ doanh nghiệp ICT khỏi Advanced phân nhóm đổi mới sáng tạo dẫn dắt, hệ số âm biến mất dẫn đến biến website không còn</w:t>
+        <w:t xml:space="preserve">, không phải "số hóa làm giảm năng suất ở Singapore/Hàn Quốc". Kiểm định loại trừ ICT (ICT exclusion test) ở Mục 4.4.5 file 15 xác nhận đây là biểu hiện giả tạo. Khi loại bỏ doanh nghiệp ICT khỏi Advanced phân nhóm đổi mới sáng tạo dẫn dắt, hệ số âm biến mất; biến website không còn</w:t>
       </w:r>
       <w:r>
         <w:t xml:space="preserve"> </w:t>
@@ -5710,10 +5692,7 @@
         <w:t xml:space="preserve">Bằng chứng cho khung lý thuyết phi tuyến + điều tiết đa tầng</w:t>
       </w:r>
       <w:r>
-        <w:t xml:space="preserve"> </w:t>
-      </w:r>
-      <w:r>
-        <w:t xml:space="preserve">— bốn lần đảo dấu xuyên phân nhóm con thể chế (xem Mục 6 và Hình 6.1) là cơ sở thực tiễn cho</w:t>
+        <w:t xml:space="preserve">. Bốn lần đảo dấu xuyên phân nhóm con thể chế (xem Mục 6 và Hình 6.1) là cơ sở thực tiễn cho</w:t>
       </w:r>
       <w:r>
         <w:t xml:space="preserve"> </w:t>
@@ -5781,7 +5760,7 @@
         <w:t xml:space="preserve"> </w:t>
       </w:r>
       <w:r>
-        <w:t xml:space="preserve">phân tách "exposure de jure" (luật trên giấy) vs "enforcement de facto" (thực thi thực tế), gợi ý rằng các điểm chuyển dấu cross-regime không thể chỉ giải thích bằng điểm số WGI hay khoảng cách thể chế tổng hợp; cần phân biệt formal rules và implementation capacity, đặc biệt cho Việt Nam, Trung Quốc, Indonesia, Mongolia có gap de jure–de facto lớn (xem Mục 6 và Mục 7.3.3).</w:t>
+        <w:t xml:space="preserve">phân tách "exposure de jure" (luật trên giấy) vs "enforcement de facto" (thực thi thực tế), gợi ý rằng các điểm chuyển dấu cross-regime không thể chỉ giải thích bằng điểm số WGI hay khoảng cách thể chế tổng hợp. Cần phân biệt formal rules và implementation capacity, đặc biệt cho Việt Nam, Trung Quốc, Indonesia, Mongolia có gap de jure–de facto lớn (xem Mục 6 và Mục 7.3.3).</w:t>
       </w:r>
       <w:r>
         <w:t xml:space="preserve"> </w:t>
@@ -5849,7 +5828,7 @@
         <w:t xml:space="preserve"> </w:t>
       </w:r>
       <w:r>
-        <w:t xml:space="preserve">—</w:t>
+        <w:t xml:space="preserve">về</w:t>
       </w:r>
       <w:r>
         <w:t xml:space="preserve"> </w:t>
@@ -5862,10 +5841,7 @@
         <w:t xml:space="preserve">industry × institutional dynamism interaction effect</w:t>
       </w:r>
       <w:r>
-        <w:t xml:space="preserve"> </w:t>
-      </w:r>
-      <w:r>
-        <w:t xml:space="preserve">— và cho biểu đồ Bảng 4.8.1 dynamism profile theo Kafouros (xem Mục 4.8 file 15).</w:t>
+        <w:t xml:space="preserve">, và cho biểu đồ Bảng 4.8.1 dynamism profile theo Kafouros (xem Mục 4.8 file 15).</w:t>
       </w:r>
     </w:p>
     <w:p>
@@ -5920,7 +5896,7 @@
         <w:t xml:space="preserve"> </w:t>
       </w:r>
       <w:r>
-        <w:t xml:space="preserve">(Briguglio, 1995; Bertram, 2006) — bằng chứng firm-level đầu tiên trong văn liệu IB cho hiện tượng này (xem Mục 5.7). Kiribati 2025 là extreme nhất với FSTS 1,03%, FDI 0,7%, website 18,7%.</w:t>
+        <w:t xml:space="preserve">(Briguglio, 1995; Bertram, 2006), bằng chứng firm-level đầu tiên trong văn liệu IB cho hiện tượng này (xem Mục 5.7). Kiribati 2025 là extreme nhất với FSTS 1,03%, FDI 0,7%, website 18,7%.</w:t>
       </w:r>
       <w:r>
         <w:t xml:space="preserve"> </w:t>
@@ -5936,7 +5912,7 @@
         <w:t xml:space="preserve"> </w:t>
       </w:r>
       <w:r>
-        <w:t xml:space="preserve">(Johanson &amp; Vahlne, 1977) — minh họa qua tương phản. Chi tiết phân tích cho SIDS Pacific tách thành bản thảo P8 riêng (Đỗ &amp; Phan, đang chuẩn bị, target</w:t>
+        <w:t xml:space="preserve">(Johanson &amp; Vahlne, 1977) qua minh họa tương phản. Chi tiết phân tích cho SIDS Pacific tách thành bản thảo P8 riêng (Đỗ &amp; Phan, đang chuẩn bị, target</w:t>
       </w:r>
       <w:r>
         <w:t xml:space="preserve"> </w:t>
@@ -5967,7 +5943,7 @@
         <w:pStyle w:val="FirstParagraph"/>
       </w:pPr>
       <w:r>
-        <w:t xml:space="preserve">Chuyên đề gồm bảy chương: Ch.1 Giới thiệu; Ch.2 Cơ sở lý luận; Ch.3 Khung phân loại 6 phân nhóm con ICRV; Ch.4 Thực trạng từ WBES (10 mục Mục 4.1-Mục 4.10); Ch.5 Bảy tiểu cảnh điển hình (6 châu Á + 1 SIDS boundary case); Ch.6 Yếu tố giải thích sơ bộ; Ch.7 Khoảng trống thực tiễn và kết luận.</w:t>
+        <w:t xml:space="preserve">Chuyên đề gồm bảy chương. Ch.1 Giới thiệu; Ch.2 Cơ sở lý luận; Ch.3 Khung phân loại 6 phân nhóm con ICRV; Ch.4 Thực trạng từ WBES (10 mục Mục 4.1-Mục 4.10); Ch.5 Bảy tiểu cảnh điển hình (6 châu Á + 1 SIDS boundary case); Ch.6 Yếu tố giải thích sơ bộ; Ch.7 Khoảng trống thực tiễn và kết luận.</w:t>
       </w:r>
     </w:p>
     <w:p>
@@ -6034,7 +6010,7 @@
         <w:t xml:space="preserve"> </w:t>
       </w:r>
       <w:r>
-        <w:t xml:space="preserve">(financial performance) — doanh thu, lợi nhuận, tỷ suất sinh lợi; và (b)</w:t>
+        <w:t xml:space="preserve">(financial performance), gồm doanh thu, lợi nhuận, tỷ suất sinh lợi; và (b)</w:t>
       </w:r>
       <w:r>
         <w:t xml:space="preserve"> </w:t>
@@ -6050,7 +6026,7 @@
         <w:t xml:space="preserve"> </w:t>
       </w:r>
       <w:r>
-        <w:t xml:space="preserve">(broader organizational effectiveness) — thị phần, đổi mới, năng suất, tăng trưởng việc làm. Lý thuyết dựa trên nguồn lực (Barney, 1991; Wernerfelt, 1984) xem hiệu quả doanh nghiệp là kết quả của việc tích lũy và khai thác</w:t>
+        <w:t xml:space="preserve">(broader organizational effectiveness), gồm thị phần, đổi mới, năng suất, tăng trưởng việc làm. Lý thuyết dựa trên nguồn lực (Barney, 1991; Wernerfelt, 1984) xem hiệu quả doanh nghiệp là kết quả của việc tích lũy và khai thác</w:t>
       </w:r>
       <w:r>
         <w:t xml:space="preserve"> </w:t>
@@ -6066,7 +6042,7 @@
         <w:t xml:space="preserve"> </w:t>
       </w:r>
       <w:r>
-        <w:t xml:space="preserve">(valuable, rare, inimitable, non-substitutable — VRIN), trong khi quan điểm thể chế (North, 1990; Scott, 1995; Peng, 2001) nhấn mạnh rằng hiệu quả này bị định hình mạnh bởi</w:t>
+        <w:t xml:space="preserve">(valuable, rare, inimitable, non-substitutable — VRIN). Quan điểm thể chế (North, 1990; Scott, 1995; Peng, 2001) nhấn mạnh rằng hiệu quả này bị định hình mạnh bởi</w:t>
       </w:r>
       <w:r>
         <w:t xml:space="preserve"> </w:t>
@@ -6122,7 +6098,7 @@
         <w:t xml:space="preserve"> </w:t>
       </w:r>
       <w:r>
-        <w:t xml:space="preserve">(labor productivity, LP), đo bằng giá trị gia tăng trên lao động hoặc doanh thu trên lao động — là thước đo phổ biến nhất trong các nghiên cứu WBES vì: (a) tính khả dụng cao xuyên 3 thế hệ schema; (b) ít bị biến dạng bởi cơ cấu vốn hay cơ chế thuế quốc gia; (c) phản ánh trực tiếp năng lực chuyển đổi đầu vào thành đầu ra. Trong chuyên đề này, LP được tính bằng:</w:t>
+        <w:t xml:space="preserve">(labor productivity, LP) là thước đo phổ biến nhất trong các nghiên cứu WBES. LP đo bằng giá trị gia tăng trên lao động hoặc doanh thu trên lao động, ưu việt vì: (a) tính khả dụng cao xuyên 3 thế hệ schema; (b) ít bị biến dạng bởi cơ cấu vốn hay cơ chế thuế quốc gia; (c) phản ánh trực tiếp năng lực chuyển đổi đầu vào thành đầu ra. Trong chuyên đề này, LP được tính bằng:</w:t>
       </w:r>
     </w:p>
     <w:p>
@@ -6246,7 +6222,7 @@
         <w:t xml:space="preserve">Chiều 2 — Lợi nhuận và biên lợi nhuận (Profitability)</w:t>
       </w:r>
       <w:r>
-        <w:t xml:space="preserve">. Biến đo lường: (a) tỷ suất lợi nhuận hoạt động từ câu hỏi WBES về doanh thu sau chi phí lao động; (b) chỉ số gián tiếp qua khả năng tái đầu tư (self-financing capacity). Hạn chế: nhiều doanh nghiệp trong WBES không tiết lộ lợi nhuận cụ thể — do đó chiều này mang tính hỗ trợ thay vì chủ đạo.</w:t>
+        <w:t xml:space="preserve">. Biến đo lường: (a) tỷ suất lợi nhuận hoạt động từ câu hỏi WBES về doanh thu sau chi phí lao động; (b) chỉ số gián tiếp qua khả năng tái đầu tư (self-financing capacity). Hạn chế: nhiều doanh nghiệp trong WBES không tiết lộ lợi nhuận cụ thể, do đó chiều này mang tính hỗ trợ thay vì chủ đạo.</w:t>
       </w:r>
     </w:p>
     <w:p>
@@ -6261,7 +6237,7 @@
         <w:t xml:space="preserve">Chiều 3 — Tăng trưởng (Growth)</w:t>
       </w:r>
       <w:r>
-        <w:t xml:space="preserve">. Biến đo lường: (a) CAGR tăng trưởng việc làm (employment growth) giữa 3 năm trước và thời điểm khảo sát; (b) tỷ lệ doanh nghiệp xuất khẩu (export participation) như proxy cho mở rộng thị trường. Tăng trưởng việc làm được ưu tiên vì: (a) ít nhạy cảm với thay đổi giá cả so với doanh thu; (b) phản ánh khả năng tạo việc làm bền vững — quan trọng cho mục tiêu chính sách.</w:t>
+        <w:t xml:space="preserve">. Biến đo lường: (a) CAGR tăng trưởng việc làm (employment growth) giữa 3 năm trước và thời điểm khảo sát; (b) tỷ lệ doanh nghiệp xuất khẩu (export participation) như proxy cho mở rộng thị trường. Tăng trưởng việc làm được ưu tiên vì: (a) ít nhạy cảm với thay đổi giá cả so với doanh thu; (b) phản ánh khả năng tạo việc làm bền vững, quan trọng cho mục tiêu chính sách.</w:t>
       </w:r>
     </w:p>
     <w:p>
@@ -6292,7 +6268,7 @@
         <w:t xml:space="preserve"> </w:t>
       </w:r>
       <w:r>
-        <w:t xml:space="preserve">(forward-looking capacity) — khả năng duy trì hiệu quả trong dài hạn qua đổi mới và nâng cấp công nghệ.</w:t>
+        <w:t xml:space="preserve">(forward-looking capacity), tức khả năng duy trì hiệu quả trong dài hạn qua đổi mới và nâng cấp công nghệ.</w:t>
       </w:r>
     </w:p>
     <w:bookmarkEnd w:id="36"/>
@@ -6318,7 +6294,7 @@
         <w:pStyle w:val="BodyText"/>
       </w:pPr>
       <w:r>
-        <w:t xml:space="preserve">Văn liệu về quan hệ quốc tế hóa dẫn đến hiệu quả (I→P) là một trong những dòng nghiên cứu tích lũy nhiều nhất trong lý thuyết kinh doanh quốc tế (International Business — IB). Năm meta-analysis lớn cung cấp nền tảng thực nghiệm:</w:t>
+        <w:t xml:space="preserve">Văn liệu về quan hệ quốc tế hóa dẫn đến hiệu quả (I→P) là một trong những dòng nghiên cứu tích lũy nhiều nhất trong lý thuyết kinh doanh quốc tế (International Business, IB). Năm meta-analysis lớn cung cấp nền tảng thực nghiệm:</w:t>
       </w:r>
     </w:p>
     <w:p>
@@ -6349,7 +6325,7 @@
         <w:t xml:space="preserve"> </w:t>
       </w:r>
       <w:r>
-        <w:t xml:space="preserve">giai đoạn 1980–2005. Hệ số tương quan trung bình r=0,045 — tích cực nhưng nhỏ. Phát hiện chính: đo lường I (internationalization) và đo lường P (performance) rất không đồng nhất giữa các nghiên cứu dẫn đến làm hạn chế khả năng so sánh. Khoảng trống: ít nghiên cứu châu Á mới nổi.</w:t>
+        <w:t xml:space="preserve">giai đoạn 1980–2005. Hệ số tương quan trung bình r=0,045, tích cực nhưng nhỏ. Phát hiện chính: đo lường I (internationalization) và đo lường P (performance) rất không đồng nhất giữa các nghiên cứu, dẫn đến hạn chế khả năng so sánh. Khoảng trống: ít nghiên cứu châu Á mới nổi.</w:t>
       </w:r>
     </w:p>
     <w:p>
@@ -6380,7 +6356,7 @@
         <w:t xml:space="preserve"> </w:t>
       </w:r>
       <w:r>
-        <w:t xml:space="preserve">với phân tích điều tiết meta-analytic (MARA). Phát hiện: quan hệ I→P dương và có ý nghĩa thống kê; nhưng bị điều tiết bởi: loại doanh nghiệp, phương thức đo lường, bối cảnh quốc gia. Quan trọng: các doanh nghiệp châu Á và các nền kinh tế mới nổi biểu hiện pattern khác biệt so với doanh nghiệp OECD.</w:t>
+        <w:t xml:space="preserve">với phân tích điều tiết meta-analytic (MARA). Phát hiện: quan hệ I→P dương và có ý nghĩa thống kê; nhưng bị điều tiết bởi loại doanh nghiệp, phương thức đo lường, bối cảnh quốc gia. Quan trọng: các doanh nghiệp châu Á và các nền kinh tế mới nổi biểu hiện pattern khác biệt so với doanh nghiệp OECD.</w:t>
       </w:r>
     </w:p>
     <w:p>
@@ -6411,7 +6387,7 @@
         <w:t xml:space="preserve"> </w:t>
       </w:r>
       <w:r>
-        <w:t xml:space="preserve">(institutionalization) nghiên cứu I→P. Phát hiện: chất lượng thể chế nước chủ nhà là biến điều tiết quan trọng nhất — giải thích phần lớn phương sai không giải thích được trong các meta-analysis trước. Đặt nền tảng cho khung ICRV trong chuyên đề này.</w:t>
+        <w:t xml:space="preserve">(institutionalization) nghiên cứu I→P. Phát hiện: chất lượng thể chế nước chủ nhà là biến điều tiết quan trọng nhất, giải thích phần lớn phương sai không giải thích được trong các meta-analysis trước. Đặt nền tảng cho khung ICRV trong chuyên đề này.</w:t>
       </w:r>
     </w:p>
     <w:p>
@@ -6442,7 +6418,7 @@
         <w:t xml:space="preserve"> </w:t>
       </w:r>
       <w:r>
-        <w:t xml:space="preserve">mức độ tác động của internationalization. Phát hiện: năng lực hấp thụ (absorptive capacity — Cohen &amp; Levinthal, 1990), chất lượng CEO, và phát triển thể chế là các moderators quan trọng nhất. Gợi ý: cần đo lường TCI và TMT characteristics — trực tiếp liên quan đến Chuyên đề 2.</w:t>
+        <w:t xml:space="preserve">mức độ tác động của internationalization. Phát hiện: năng lực hấp thụ (absorptive capacity, Cohen &amp; Levinthal, 1990), chất lượng CEO, và phát triển thể chế là các moderators quan trọng nhất. Gợi ý: cần đo lường TCI và TMT characteristics, trực tiếp liên quan đến Chuyên đề 2.</w:t>
       </w:r>
     </w:p>
     <w:p>
@@ -6519,7 +6495,7 @@
         <w:t xml:space="preserve"> </w:t>
       </w:r>
       <w:r>
-        <w:t xml:space="preserve">trong giai đoạn nghiên cứu — tạo ra thách thức hài hòa hóa (harmonization) quan trọng:</w:t>
+        <w:t xml:space="preserve">trong giai đoạn nghiên cứu, tạo ra thách thức hài hòa hóa (harmonization) quan trọng:</w:t>
       </w:r>
     </w:p>
     <w:p>
@@ -6531,7 +6507,7 @@
           <w:bCs/>
           <w:b/>
         </w:rPr>
-        <w:t xml:space="preserve">Thế hệ 1 — PICS3/MENA-WBES (2009–2012, n=14.171)</w:t>
+        <w:t xml:space="preserve">Thế hệ 1, PICS3/MENA-WBES (2009–2012, n=14.171)</w:t>
       </w:r>
       <w:r>
         <w:t xml:space="preserve">: Bảng hỏi PICS3 dùng cho khu vực Đông Nam Á và Trung Á; MENA-WBES cho Trung Đông và Bắc Phi. Câu hỏi xuất khẩu hỏi tổng quát hơn (d3a = "có xuất khẩu không?"; d3b+d3c = "% doanh thu từ xuất khẩu trực tiếp + gián tiếp"). Website được đo qua câu e8.</w:t>
@@ -6546,7 +6522,7 @@
           <w:bCs/>
           <w:b/>
         </w:rPr>
-        <w:t xml:space="preserve">Thế hệ 2 — Standardized (2013–2017, n=24.564)</w:t>
+        <w:t xml:space="preserve">Thế hệ 2, Standardized (2013–2017, n=24.564)</w:t>
       </w:r>
       <w:r>
         <w:t xml:space="preserve">: WBES Standardized Question Core được áp dụng đồng nhất xuyên toàn cầu từ 2013. Cấu trúc câu hỏi xuất khẩu giữ nguyên (d3b+d3c). Website = c22b. Thanh toán điện tử lần đầu xuất hiện (k33/k38 ở một số quốc gia).</w:t>
@@ -6561,10 +6537,10 @@
           <w:bCs/>
           <w:b/>
         </w:rPr>
-        <w:t xml:space="preserve">Thế hệ 3 — BREADY/BEE/EAP Core (2018–2025, n=62.450)</w:t>
-      </w:r>
-      <w:r>
-        <w:t xml:space="preserve">: Schema BREADY (Business Readiness and Enterprise Data) tích hợp e-payment (k33, k38), cloud computing, mobile banking vào các modules bổ sung. Câu hỏi FSTS được viết lại rõ ràng hơn dẫn đến gây</w:t>
+        <w:t xml:space="preserve">Thế hệ 3, BREADY/BEE/EAP Core (2018–2025, n=62.450)</w:t>
+      </w:r>
+      <w:r>
+        <w:t xml:space="preserve">: Schema BREADY (Business Readiness and Enterprise Data) tích hợp e-payment (k33, k38), cloud computing, mobile banking vào các modules bổ sung. Câu hỏi FSTS được viết lại rõ ràng hơn, dẫn đến gây</w:t>
       </w:r>
       <w:r>
         <w:t xml:space="preserve"> </w:t>
@@ -6698,7 +6674,7 @@
         <w:t xml:space="preserve">Biến DAI (Digital Adoption Index)</w:t>
       </w:r>
       <w:r>
-        <w:t xml:space="preserve">: Spec 1 (full coverage 2009–2025): website binary (c22b/e8) —</w:t>
+        <w:t xml:space="preserve">: Spec 1 (full coverage 2009–2025) dùng website binary (c22b/e8), tức</w:t>
       </w:r>
       <w:r>
         <w:t xml:space="preserve"> </w:t>
@@ -6711,7 +6687,7 @@
         <w:t xml:space="preserve">Tier-1 Digital Presence</w:t>
       </w:r>
       <w:r>
-        <w:t xml:space="preserve">. Spec 2 (BREADY 2018+ only): z-standardized composite website + e-payment intensity (k33/k38) —</w:t>
+        <w:t xml:space="preserve">. Spec 2 (BREADY 2018+ only) dùng z-standardized composite website + e-payment intensity (k33/k38), tức</w:t>
       </w:r>
       <w:r>
         <w:t xml:space="preserve"> </w:t>
@@ -6758,7 +6734,7 @@
         <w:t xml:space="preserve"> </w:t>
       </w:r>
       <w:r>
-        <w:t xml:space="preserve">tái lập được — 5 bước xử lý từ raw WBES đến clean pool 101.185 doanh nghiệp.</w:t>
+        <w:t xml:space="preserve">tái lập được, gồm 5 bước xử lý từ raw WBES đến clean pool 101.185 doanh nghiệp.</w:t>
       </w:r>
     </w:p>
     <w:p>
@@ -6803,7 +6779,7 @@
           <w:bCs/>
           <w:b/>
         </w:rPr>
-        <w:t xml:space="preserve">Khung 1 — Lý thuyết Uppsala (Uppsala Model)</w:t>
+        <w:t xml:space="preserve">Khung 1, Lý thuyết Uppsala (Uppsala Model)</w:t>
       </w:r>
       <w:r>
         <w:t xml:space="preserve"> </w:t>
@@ -6822,7 +6798,7 @@
         <w:t xml:space="preserve">lộ trình tiệm tiến (incremental path)</w:t>
       </w:r>
       <w:r>
-        <w:t xml:space="preserve">, bắt đầu từ các thị trường gần về tâm lý (psychic distance nhỏ) rồi mở rộng dần. Phiên bản 2009 cập nhật: mạng lưới quan hệ kinh doanh (business network) thay thế khoảng cách tâm lý như cơ chế dẫn dắt. Hàm ý cho chuyên đề: (a) pattern FSTS thấp ở SIDS Pacific (6,3%) và FDI-linked high FSTS ở Vietnam (23,2%) phù hợp với đường cong học hỏi Uppsala; (b) DAI (digital tools) như Banalieva &amp; Dhanaraj (2019) lập luận, có thể rút ngắn lộ trình tiệm tiến ở giai đoạn đầu — nhưng cần Tier-2 capability để phát huy đầy đủ.</w:t>
+        <w:t xml:space="preserve">, bắt đầu từ các thị trường gần về tâm lý (psychic distance nhỏ) rồi mở rộng dần. Phiên bản 2009 cập nhật: mạng lưới quan hệ kinh doanh (business network) thay thế khoảng cách tâm lý như cơ chế dẫn dắt. Hàm ý cho chuyên đề: (a) pattern FSTS thấp ở SIDS Pacific (6,3%) và FDI-linked high FSTS ở Vietnam (23,2%) phù hợp với đường cong học hỏi Uppsala; (b) DAI (digital tools) như Banalieva &amp; Dhanaraj (2019) lập luận, có thể rút ngắn lộ trình tiệm tiến ở giai đoạn đầu, nhưng cần Tier-2 capability để phát huy đầy đủ.</w:t>
       </w:r>
     </w:p>
     <w:p>
@@ -6834,13 +6810,13 @@
           <w:bCs/>
           <w:b/>
         </w:rPr>
-        <w:t xml:space="preserve">Khung 2 — Quan điểm dựa trên nguồn lực và năng lực động</w:t>
-      </w:r>
-      <w:r>
-        <w:t xml:space="preserve"> </w:t>
-      </w:r>
-      <w:r>
-        <w:t xml:space="preserve">(Resource-Based View + Dynamic Capabilities) (Barney, 1991; Teece et al., 1997; Wernerfelt, 1984): Doanh nghiệp đạt lợi thế cạnh tranh bền vững thông qua nguồn lực VRIN và khả năng tái cấu hình năng lực theo biến động môi trường. Hàm ý cho chuyên đề: (a) TCI (năng lực công nghệ) là proxy cho nguồn lực khó sao chép — giải thích tại sao Advanced innovation-driven (ISO 29,9%, R&amp;D 16,7%) có năng suất vượt trội; (b) khả năng hấp thụ (Cohen &amp; Levinthal, 1990) giải thích tại sao FDI-spillover tác động tích cực hơn ở Ấn Độ với R&amp;D 19,8% so với Việt Nam 6,1%.</w:t>
+        <w:t xml:space="preserve">Khung 2, Quan điểm dựa trên nguồn lực và năng lực động</w:t>
+      </w:r>
+      <w:r>
+        <w:t xml:space="preserve"> </w:t>
+      </w:r>
+      <w:r>
+        <w:t xml:space="preserve">(Resource-Based View + Dynamic Capabilities) (Barney, 1991; Teece et al., 1997; Wernerfelt, 1984): Doanh nghiệp đạt lợi thế cạnh tranh bền vững thông qua nguồn lực VRIN và khả năng tái cấu hình năng lực theo biến động môi trường. Hàm ý cho chuyên đề: (a) TCI (năng lực công nghệ) là proxy cho nguồn lực khó sao chép, giải thích tại sao Advanced innovation-driven (ISO 29,9%, R&amp;D 16,7%) có năng suất vượt trội; (b) khả năng hấp thụ (Cohen &amp; Levinthal, 1990) giải thích tại sao FDI-spillover tác động tích cực hơn ở Ấn Độ với R&amp;D 19,8% so với Việt Nam 6,1%.</w:t>
       </w:r>
     </w:p>
     <w:p>
@@ -6858,7 +6834,7 @@
         <w:t xml:space="preserve"> </w:t>
       </w:r>
       <w:r>
-        <w:t xml:space="preserve">(Institutional Theory) (North, 1990; Scott, 1995; Peng, 2001, 2003): Thể chế, luật pháp, chuẩn mực, quy tắc phi chính thức — định hình chi phí giao dịch và cơ hội chiến lược cho doanh nghiệp. Peng (2001, 2003) xây dựng</w:t>
+        <w:t xml:space="preserve">(Institutional Theory) (North, 1990; Scott, 1995; Peng, 2001, 2003): Thể chế, luật pháp, chuẩn mực, quy tắc phi chính thức định hình chi phí giao dịch và cơ hội chiến lược cho doanh nghiệp. Peng (2001, 2003) xây dựng</w:t>
       </w:r>
       <w:r>
         <w:t xml:space="preserve"> </w:t>
@@ -6874,7 +6850,7 @@
         <w:t xml:space="preserve"> </w:t>
       </w:r>
       <w:r>
-        <w:t xml:space="preserve">cho các nền kinh tế mới nổi — lý giải tại sao quan hệ I→P không đồng nhất xuyên chế độ thể chế. Hàm ý: (a) bốn lần đảo dấu của hệ số FDI/FSTS/TCI/DAI xuyên 5 phân nhóm con ICRV (Bảng 6.1) là bằng chứng trực tiếp cho institutional moderation; (b) Xu (2024) làm sâu thêm bằng phân biệt</w:t>
+        <w:t xml:space="preserve">cho các nền kinh tế mới nổi, lý giải tại sao quan hệ I→P không đồng nhất xuyên chế độ thể chế. Hàm ý: (a) bốn lần đảo dấu của hệ số FDI/FSTS/TCI/DAI xuyên 5 phân nhóm con ICRV (Bảng 6.1) là bằng chứng trực tiếp cho institutional moderation; (b) Xu (2024) làm sâu thêm bằng phân biệt</w:t>
       </w:r>
       <w:r>
         <w:t xml:space="preserve"> </w:t>
@@ -6906,7 +6882,7 @@
         <w:t xml:space="preserve"> </w:t>
       </w:r>
       <w:r>
-        <w:t xml:space="preserve">(thực thi thực tế) — giải thích tại sao Vietnam và China có gap lớn giữa hai tầng này; (c) khung ICRV 6 nhóm trong Chương 3 của chuyên đề là operationalization của Institutional Theory theo hướng này.</w:t>
+        <w:t xml:space="preserve">(thực thi thực tế), giải thích tại sao Vietnam và China có gap lớn giữa hai tầng này; (c) khung ICRV 6 nhóm trong Chương 3 của chuyên đề là operationalization của Institutional Theory theo hướng này.</w:t>
       </w:r>
     </w:p>
     <w:bookmarkEnd w:id="39"/>
@@ -6924,7 +6900,7 @@
         <w:pStyle w:val="FirstParagraph"/>
       </w:pPr>
       <w:r>
-        <w:t xml:space="preserve">Phân tích nội bộ khuyến nghị: việc nhét khái niệm "chi phí buộc phải quốc tế hóa SIDS Pacific" vào Mục 4.4 file 15 làm mờ ranh giới giữa hai loại điều tiết thể chế — (i) thể chế</w:t>
+        <w:t xml:space="preserve">Phân tích nội bộ khuyến nghị: việc nhét khái niệm "chi phí buộc phải quốc tế hóa SIDS Pacific" vào Mục 4.4 file 15 làm mờ ranh giới giữa hai loại điều tiết thể chế: (i) thể chế</w:t>
       </w:r>
       <w:r>
         <w:t xml:space="preserve"> </w:t>
@@ -6969,10 +6945,7 @@
         <w:t xml:space="preserve">đường cong U ngược (Lu &amp; Beamish, 2004) bị biến dạng thành đường cong đảo ngược</w:t>
       </w:r>
       <w:r>
-        <w:t xml:space="preserve"> </w:t>
-      </w:r>
-      <w:r>
-        <w:t xml:space="preserve">— không phải dị biệt ngẫu nhiên mà là điều kiện biên (boundary condition — Bello &amp; Kostova, 2012) của lý thuyết.</w:t>
+        <w:t xml:space="preserve">. Đây không phải dị biệt ngẫu nhiên mà là điều kiện biên (boundary condition, Bello &amp; Kostova, 2012) của lý thuyết.</w:t>
       </w:r>
     </w:p>
     <w:p>
@@ -7038,7 +7011,7 @@
         <w:t xml:space="preserve"> </w:t>
       </w:r>
       <w:r>
-        <w:t xml:space="preserve">(manageable trade costs): Logistics, vận tải biển/hàng không, regulations cho xuất nhập khẩu nằm trong khoảng kinh tế. Điều kiện này thỏa ở Châu Á đại lục — KHÔNG thỏa đầy đủ ở SIDS Pacific xa hub thương mại (Fiji-Auckland 2.100 km, Kiribati-Suva 2.700 km, không có direct flight thường xuyên; Vanuatu-Sydney 2.500 km);</w:t>
+        <w:t xml:space="preserve">(manageable trade costs): Logistics, vận tải biển/hàng không, regulations cho xuất nhập khẩu nằm trong khoảng kinh tế. Điều kiện này thỏa ở Châu Á đại lục; KHÔNG thỏa đầy đủ ở SIDS Pacific xa hub thương mại (Fiji-Auckland 2.100 km, Kiribati-Suva 2.700 km, không có direct flight thường xuyên; Vanuatu-Sydney 2.500 km);</w:t>
       </w:r>
     </w:p>
     <w:p>
@@ -7062,7 +7035,7 @@
         <w:t xml:space="preserve"> </w:t>
       </w:r>
       <w:r>
-        <w:t xml:space="preserve">(functional institutions): Khung pháp lý, IPR, contract enforcement, banking infrastructure ở mức tối thiểu cho hoạt động kinh doanh. Điều kiện này thỏa ở Advanced (Singapore, Korea, Israel) và Upper-middle (Trung Quốc, Malaysia) — KHÔNG thỏa đầy đủ ở SIDS isolated (Kiribati ISO 1,3%, FDI 0,7%) hay frontier conflict zones (Afghanistan, Yemen, Iraq); riêng nhóm Emerging có gap de jure–de facto lớn theo Xu (2024) gây bẫy chuyển hướng nguồn lực.</w:t>
+        <w:t xml:space="preserve">(functional institutions): Khung pháp lý, IPR, contract enforcement, banking infrastructure ở mức tối thiểu cho hoạt động kinh doanh. Điều kiện này thỏa ở Advanced (Singapore, Korea, Israel) và Upper-middle (Trung Quốc, Malaysia); KHÔNG thỏa đầy đủ ở SIDS isolated (Kiribati ISO 1,3%, FDI 0,7%) hay frontier conflict zones (Afghanistan, Yemen, Iraq). Riêng nhóm Emerging có gap de jure–de facto lớn theo Xu (2024), gây bẫy chuyển hướng nguồn lực.</w:t>
       </w:r>
     </w:p>
     <w:p>
@@ -7554,7 +7527,7 @@
         <w:t xml:space="preserve">Mục 3 ICRV regime classification</w:t>
       </w:r>
       <w:r>
-        <w:t xml:space="preserve">: Singapore = Advanced innovation (trạng thái A); Việt Nam = Emerging (trạng thái B); SIDS Pacific = boundary case extension (trạng thái C) — tách 3 trạng thái thay vì gộp;</w:t>
+        <w:t xml:space="preserve">: Singapore = Advanced innovation (trạng thái A); Việt Nam = Emerging (trạng thái B); SIDS Pacific = boundary case extension (trạng thái C), tách 3 trạng thái thay vì gộp;</w:t>
       </w:r>
     </w:p>
     <w:p>
@@ -7611,7 +7584,7 @@
         <w:t xml:space="preserve">CĐ2 H6 (forced internationalization penalty)</w:t>
       </w:r>
       <w:r>
-        <w:t xml:space="preserve">: dự đoán ở SIDS Pacific (trạng thái C), FSTS KHÔNG correlate với năng suất vì U-curve không vận hành — hệ số FSTS ở SIDS sẽ không-significant hoặc đảo dấu so với Advanced/Emerging.</w:t>
+        <w:t xml:space="preserve">: dự đoán ở SIDS Pacific (trạng thái C), FSTS KHÔNG correlate với năng suất vì U-curve không vận hành; hệ số FSTS ở SIDS sẽ không-significant hoặc đảo dấu so với Advanced/Emerging.</w:t>
       </w:r>
     </w:p>
     <w:bookmarkEnd w:id="40"/>
@@ -7642,7 +7615,7 @@
         <w:t xml:space="preserve">MIR</w:t>
       </w:r>
       <w:r>
-        <w:t xml:space="preserve">; P4 Việt Nam, Đỗ &amp; Phan, 2026 —</w:t>
+        <w:t xml:space="preserve">; P4 Việt Nam, Đỗ &amp; Phan, 2026,</w:t>
       </w:r>
       <w:r>
         <w:t xml:space="preserve"> </w:t>
@@ -7655,7 +7628,7 @@
         <w:t xml:space="preserve">APJM</w:t>
       </w:r>
       <w:r>
-        <w:t xml:space="preserve">) chỉ ra một construct validity gap quan trọng: DAI đo lường trong cả 2 papers chỉ chạm tầng cơ bản (Tier 1 = website cho Việt Nam; Tier 1+2 = website + e-payment cho Singapore), trong khi lý thuyết về</w:t>
+        <w:t xml:space="preserve">) chỉ ra một construct validity gap quan trọng. DAI đo lường trong cả 2 papers chỉ chạm tầng cơ bản (Tier 1 = website cho Việt Nam; Tier 1+2 = website + e-payment cho Singapore), trong khi lý thuyết về</w:t>
       </w:r>
       <w:r>
         <w:t xml:space="preserve"> </w:t>
@@ -7687,7 +7660,7 @@
         <w:t xml:space="preserve"> </w:t>
       </w:r>
       <w:r>
-        <w:t xml:space="preserve">từ Chương 2, trước khi báo cáo descriptive results, để phòng tránh "overclaiming" trong khi nộp Hội đồng CTU + tránh "desk-reject" khi submit Q1/Q2 IB journals.</w:t>
+        <w:t xml:space="preserve">từ Chương 2, trước khi báo cáo descriptive results, để phòng tránh "overclaiming" trong khi nộp Hội đồng CTU và tránh "desk-reject" khi submit Q1/Q2 IB journals.</w:t>
       </w:r>
     </w:p>
     <w:p>
@@ -7699,7 +7672,7 @@
           <w:bCs/>
           <w:b/>
         </w:rPr>
-        <w:t xml:space="preserve">Bốn tầng bậc số hóa theo Verhoef et al. (2021 —</w:t>
+        <w:t xml:space="preserve">Bốn tầng bậc số hóa theo Verhoef et al. (2021,</w:t>
       </w:r>
       <w:r>
         <w:rPr>
@@ -8136,7 +8109,7 @@
         <w:pStyle w:val="BodyText"/>
       </w:pPr>
       <w:r>
-        <w:t xml:space="preserve">CDCM hợp nhất phát hiện Singapore P3 (Mar et al., 2026) + Việt Nam P4 (Đỗ &amp; Phan, 2026 —</w:t>
+        <w:t xml:space="preserve">CDCM hợp nhất phát hiện Singapore P3 (Mar et al., 2026) + Việt Nam P4 (Đỗ &amp; Phan, 2026,</w:t>
       </w:r>
       <w:r>
         <w:t xml:space="preserve"> </w:t>
@@ -8179,7 +8152,7 @@
         <w:t xml:space="preserve">(b) Cơ chế DAI</w:t>
       </w:r>
       <w:r>
-        <w:t xml:space="preserve">: Việt Nam (Tier 1 = website only) dẫn đến</w:t>
+        <w:t xml:space="preserve">: Việt Nam (Tier 1 = website only) cho thấy</w:t>
       </w:r>
       <w:r>
         <w:t xml:space="preserve"> </w:t>
@@ -8192,7 +8165,7 @@
         <w:t xml:space="preserve">stage-contingent</w:t>
       </w:r>
       <w:r>
-        <w:t xml:space="preserve">: mạnh 2009 dẫn đến vô tác dụng 2015 dẫn đến phục hồi 2023 nhưng tương tác DAI×FSTS mang dấu âm (β=-0,912, p=,043) ở mức xuất khẩu cao dẫn đến Tier 1 trở thành</w:t>
+        <w:t xml:space="preserve">: mạnh 2009, vô tác dụng 2015, phục hồi 2023; nhưng tương tác DAI×FSTS mang dấu âm (β=-0,912, p=,043) ở mức xuất khẩu cao, dẫn đến Tier 1 trở thành</w:t>
       </w:r>
       <w:r>
         <w:t xml:space="preserve"> </w:t>
@@ -8205,7 +8178,7 @@
         <w:t xml:space="preserve">điểm nghẽn</w:t>
       </w:r>
       <w:r>
-        <w:t xml:space="preserve">. Singapore (Tier 1+2 = website + e-payment) dẫn đến</w:t>
+        <w:t xml:space="preserve">. Singapore (Tier 1+2 = website + e-payment) cho thấy</w:t>
       </w:r>
       <w:r>
         <w:t xml:space="preserve"> </w:t>
@@ -8218,7 +8191,7 @@
         <w:t xml:space="preserve">conditional scaling</w:t>
       </w:r>
       <w:r>
-        <w:t xml:space="preserve">: tương tác DAI×FSTS² dương mạnh (β=3,119, p=,005) dẫn đến Tier 1+2 trở thành</w:t>
+        <w:t xml:space="preserve">: tương tác DAI×FSTS² dương mạnh (β=3,119, p=,005), dẫn đến Tier 1+2 trở thành</w:t>
       </w:r>
       <w:r>
         <w:t xml:space="preserve"> </w:t>
@@ -8265,7 +8238,7 @@
         <w:t xml:space="preserve"> </w:t>
       </w:r>
       <w:r>
-        <w:t xml:space="preserve">giúp doanh nghiệp vượt rào cản quốc tế hóa (TCIz IV β=1,639, p&lt;,001 robust 2SLS, Đỗ &amp; Phan, 2026 —</w:t>
+        <w:t xml:space="preserve">giúp doanh nghiệp vượt rào cản quốc tế hóa (TCIz IV β=1,639, p&lt;,001 robust 2SLS, Đỗ &amp; Phan, 2026,</w:t>
       </w:r>
       <w:r>
         <w:t xml:space="preserve"> </w:t>
@@ -8278,7 +8251,7 @@
         <w:t xml:space="preserve">APJM</w:t>
       </w:r>
       <w:r>
-        <w:t xml:space="preserve">). Singapore —</w:t>
+        <w:t xml:space="preserve">). Singapore,</w:t>
       </w:r>
       <w:r>
         <w:t xml:space="preserve"> </w:t>
@@ -8306,7 +8279,7 @@
           <w:bCs/>
           <w:b/>
         </w:rPr>
-        <w:t xml:space="preserve">Lý giải xuyên quốc gia — Institutional Transaction Costs (TCE Coase-Williamson, mở rộng Banalieva &amp; Dhanaraj 2019)</w:t>
+        <w:t xml:space="preserve">Lý giải xuyên quốc gia, Institutional Transaction Costs (TCE Coase-Williamson, mở rộng Banalieva &amp; Dhanaraj 2019)</w:t>
       </w:r>
       <w:r>
         <w:t xml:space="preserve">: Ở Việt Nam, hạ tầng thương mại số yếu khiến chi phí điều phối xuyên biên giới tăng vọt ở mức xuất khẩu trung bình (TP 39-46%). Ở Singapore, hạ tầng số + logistics đã hấp thụ phần lớn chi phí này, đẩy ranh giới quá tải (overload) về vùng FSTS cực cao (~82%).</w:t>
@@ -8368,7 +8341,7 @@
         <w:t xml:space="preserve"> </w:t>
       </w:r>
       <w:r>
-        <w:t xml:space="preserve">(Tier 1+2 multi-component, BREADY 2018+ wave): expected positive coefficient + interaction với FSTS² dương ở Advanced — replication pattern Singapore P3;</w:t>
+        <w:t xml:space="preserve">(Tier 1+2 multi-component, BREADY 2018+ wave): expected positive coefficient + interaction với FSTS² dương ở Advanced, replication pattern Singapore P3;</w:t>
       </w:r>
     </w:p>
     <w:p>
@@ -8390,7 +8363,7 @@
         <w:t xml:space="preserve"> </w:t>
       </w:r>
       <w:r>
-        <w:t xml:space="preserve">(mới): cross-validation construct boundary — chạy Spec 2 chỉ ở 41 nước có đủ Tier 1+2 data (BREADY+ wave); confirm rằng pattern Singapore-style emerges khi có composite digital adoption metric;</w:t>
+        <w:t xml:space="preserve">(mới): cross-validation construct boundary; chạy Spec 2 chỉ ở 41 nước có đủ Tier 1+2 data (BREADY+ wave); confirm rằng pattern Singapore-style emerges khi có composite digital adoption metric;</w:t>
       </w:r>
     </w:p>
     <w:p>
@@ -8440,7 +8413,7 @@
         <w:t xml:space="preserve"> </w:t>
       </w:r>
       <w:r>
-        <w:t xml:space="preserve">under review); Đỗ &amp; Phan (2026, P4 Việt Nam —</w:t>
+        <w:t xml:space="preserve">under review); Đỗ &amp; Phan (2026, P4 Việt Nam,</w:t>
       </w:r>
       <w:r>
         <w:t xml:space="preserve"> </w:t>
@@ -8488,7 +8461,7 @@
         <w:pStyle w:val="FirstParagraph"/>
       </w:pPr>
       <w:r>
-        <w:t xml:space="preserve">Châu Á không phải là một khối đồng nhất về thể chế. Các nghiên cứu meta-analysis (Marano et al., 2016; Wu et al., 2022) đã ghi nhận rằng bối cảnh thể chế là biến điều tiết quan trọng nhất trong quan hệ I→P — nhưng không có nghiên cứu nào thiết lập hệ thống phân loại thể chế toàn diện cho 47 nền kinh tế châu Á. Khung phân loại ICRV (Institutional Context Regime Variation) được đề xuất trong chuyên đề này nhằm lấp khoảng trống đó, dựa trên bốn nguyên tắc:</w:t>
+        <w:t xml:space="preserve">Châu Á không phải là một khối đồng nhất về thể chế. Các nghiên cứu meta-analysis (Marano et al., 2016; Wu et al., 2022) đã ghi nhận rằng bối cảnh thể chế là biến điều tiết quan trọng nhất trong quan hệ I→P. Tuy vậy, không có nghiên cứu nào thiết lập hệ thống phân loại thể chế toàn diện cho 47 nền kinh tế châu Á. Khung phân loại ICRV (Institutional Context Regime Variation) được đề xuất trong chuyên đề này nhằm lấp khoảng trống đó, dựa trên bốn nguyên tắc:</w:t>
       </w:r>
     </w:p>
     <w:p>
@@ -8512,7 +8485,7 @@
         <w:t xml:space="preserve"> </w:t>
       </w:r>
       <w:r>
-        <w:t xml:space="preserve">(discriminating power): mỗi nhóm phải có mô hình hiệu quả doanh nghiệp khác biệt thực sự — không chỉ khác nhau về mức GDP per capita;</w:t>
+        <w:t xml:space="preserve">(discriminating power): mỗi nhóm phải có mô hình hiệu quả doanh nghiệp khác biệt thực sự, không chỉ khác nhau về mức GDP per capita;</w:t>
       </w:r>
     </w:p>
     <w:p>
@@ -8615,7 +8588,7 @@
         <w:t xml:space="preserve">Nhóm II — Advanced tài nguyên dẫn dắt (Resource-driven)</w:t>
       </w:r>
       <w:r>
-        <w:t xml:space="preserve">: WGI Rule of Law trung bình (+0,00 dẫn đến +0,50); GNI per capita &gt;$20.000; GDP tăng trưởng dựa trên xuất khẩu tài nguyên thiên nhiên (dầu mỏ, khí đốt, khoáng sản). Bằng chứng WBES: FDI cao hướng khai thác tài nguyên, sd log năng suất thấp (~0,49 — đặc trưng nhà nước tô rentier state).</w:t>
+        <w:t xml:space="preserve">: WGI Rule of Law trung bình (+0,00 đến +0,50); GNI per capita &gt;$20.000; GDP tăng trưởng dựa trên xuất khẩu tài nguyên thiên nhiên (dầu mỏ, khí đốt, khoáng sản). Bằng chứng WBES: FDI cao hướng khai thác tài nguyên, sd log năng suất thấp (~0,49, đặc trưng nhà nước tô rentier state).</w:t>
       </w:r>
     </w:p>
     <w:p>
@@ -8630,7 +8603,7 @@
         <w:t xml:space="preserve">Nhóm III — Trung bình cao (Upper-middle)</w:t>
       </w:r>
       <w:r>
-        <w:t xml:space="preserve">: WGI Rule of Law 0,00 dẫn đến +0,80; GNI per capita $5.000–$20.000; nền kinh tế chuyển đổi từ manufacturing sang dịch vụ, với R&amp;D đang tăng (đặc biệt Trung Quốc). WBES pattern: manufacturing FSTS cao, R&amp;D tăng mạnh giai đoạn 2018–2025 (+21,5 đpt Upper-middle).</w:t>
+        <w:t xml:space="preserve">: WGI Rule of Law 0,00 đến +0,80; GNI per capita $5.000–$20.000; nền kinh tế chuyển đổi từ manufacturing sang dịch vụ, với R&amp;D đang tăng (đặc biệt Trung Quốc). WBES pattern: manufacturing FSTS cao, R&amp;D tăng mạnh giai đoạn 2018–2025 (+21,5 đpt Upper-middle).</w:t>
       </w:r>
     </w:p>
     <w:p>
@@ -8645,7 +8618,7 @@
         <w:t xml:space="preserve">Nhóm IV — Đang nổi (Emerging)</w:t>
       </w:r>
       <w:r>
-        <w:t xml:space="preserve">: WGI Rule of Law -0,50 dẫn đến 0,00; GNI per capita $1.000–$5.000; tốc độ tăng trưởng cao nhưng gap de jure–de facto lớn (Xu, 2024); manufacturing FDI-driven dẫn dắt xuất khẩu. WBES pattern: FSTS phân cực cao/thấp trong nội bộ nhóm; FDI thấp nhất (4,7%) — do doanh nghiệp nội địa chi phối sample.</w:t>
+        <w:t xml:space="preserve">: WGI Rule of Law -0,50 đến 0,00; GNI per capita $1.000–$5.000; tốc độ tăng trưởng cao nhưng gap de jure–de facto lớn (Xu, 2024); manufacturing FDI-driven dẫn dắt xuất khẩu. WBES pattern: FSTS phân cực cao/thấp trong nội bộ nhóm; FDI thấp nhất (4,7%) do doanh nghiệp nội địa chi phối sample.</w:t>
       </w:r>
     </w:p>
     <w:p>
@@ -8675,7 +8648,7 @@
         <w:t xml:space="preserve">Nhóm VI — SIDS Thái Bình Dương (Boundary case extension)</w:t>
       </w:r>
       <w:r>
-        <w:t xml:space="preserve">: Dân số &lt;1 triệu; cô lập địa lý &gt;2.000 km từ hub thương mại; phụ thuộc ODA + remittances &gt; 20% GDP; MIRAB model (Bertram, 2006). WBES pattern: n=1.371 (1,4% pool); FDI cao nhất (23,5% — do MNE tourism); innovation product cao nhất (41,5% — bricolage); website cao trừ Kiribati (18,7%).</w:t>
+        <w:t xml:space="preserve">: Dân số &lt;1 triệu; cô lập địa lý &gt;2.000 km từ hub thương mại; phụ thuộc ODA + remittances &gt; 20% GDP; MIRAB model (Bertram, 2006). WBES pattern: n=1.371 (1,4% pool); FDI cao nhất (23,5%, do MNE tourism); innovation product cao nhất (41,5%, bricolage); website cao trừ Kiribati (18,7%).</w:t>
       </w:r>
     </w:p>
     <w:bookmarkEnd w:id="44"/>
@@ -9836,7 +9809,7 @@
           <w:iCs/>
           <w:i/>
         </w:rPr>
-        <w:t xml:space="preserve">Nguồn: Tổng hợp từ World Bank Enterprise Surveys (2025); WGI từ Kaufmann et al. (2011); GNI từ World Bank (2025, July). Pattern WBES từ phân tích Chương 4 và Đỗ &amp; Phan (2026 — VEFR, APJM, JFAR, MIR under review).</w:t>
+        <w:t xml:space="preserve">Nguồn: Tổng hợp từ World Bank Enterprise Surveys (2025); WGI từ Kaufmann et al. (2011); GNI từ World Bank (2025, July). Pattern WBES từ phân tích Chương 4 và Đỗ &amp; Phan (2026, VEFR, APJM, JFAR, MIR under review).</w:t>
       </w:r>
     </w:p>
     <w:p>
@@ -10101,7 +10074,7 @@
         <w:t xml:space="preserve">108 cặp quốc gia × năm</w:t>
       </w:r>
       <w:r>
-        <w:t xml:space="preserve">, giai đoạn 2009–2025. Tổng hợp này kế thừa và mở rộng từ 17 nước châu Á mới nổi (~40.633 doanh nghiệp) của Đỗ &amp; Phan (2026 — VEFR), gấp ~2,5 lần. Phân bố theo phân nhóm con (sub-regime) ICRV: Emerging 47.803 (47%), Frontier 28.678 (28%), Upper-middle 16.693 (17%), Advanced 6.640 (7%),</w:t>
+        <w:t xml:space="preserve">, giai đoạn 2009–2025. Tổng hợp này kế thừa và mở rộng từ 17 nước châu Á mới nổi (~40.633 doanh nghiệp) của Đỗ &amp; Phan (2026, VEFR), gấp ~2,5 lần. Phân bố theo phân nhóm con (sub-regime) ICRV: Emerging 47.803 (47%), Frontier 28.678 (28%), Upper-middle 16.693 (17%), Advanced 6.640 (7%),</w:t>
       </w:r>
       <w:r>
         <w:t xml:space="preserve"> </w:t>
@@ -10299,7 +10272,7 @@
           <w:iCs/>
           <w:i/>
         </w:rPr>
-        <w:t xml:space="preserve">Hình 4.0. Phân bố mẫu doanh nghiệp xuyên 17 năm theo 3 thế hệ schema WBES: PICS3 (2009-2012, n=14.171), Standardized (2013-2017, n=24.564), BREADY (2018-2025, n=62.450 gồm Kiribati 2025). Đợt 2025 đột biến với 16.979 doanh nghiệp = 16,8% pool — đợt khảo sát đơn năm lớn nhất. Tái lập:</w:t>
+        <w:t xml:space="preserve">Hình 4.0. Phân bố mẫu doanh nghiệp xuyên 17 năm theo 3 thế hệ schema WBES: PICS3 (2009-2012, n=14.171), Standardized (2013-2017, n=24.564), BREADY (2018-2025, n=62.450 gồm Kiribati 2025). Đợt 2025 đột biến với 16.979 doanh nghiệp = 16,8% pool, đợt khảo sát đơn năm lớn nhất. Tái lập:</w:t>
       </w:r>
       <w:r>
         <w:rPr>
@@ -11312,7 +11285,7 @@
         <w:t xml:space="preserve"> </w:t>
       </w:r>
       <w:r>
-        <w:t xml:space="preserve">Hsieh &amp; Klenow (2009, 2014); (3) SIDS ở mức trung bình ~1,32 (v3.1); (4) tỷ số P90/P10 tăng đơn điệu theo phân nhóm con; (5) bằng chứng cho H5 — điều tiết thể chế (institutional moderation).</w:t>
+        <w:t xml:space="preserve">Hsieh &amp; Klenow (2009, 2014); (3) SIDS ở mức trung bình ~1,32 (v3.1); (4) tỷ số P90/P10 tăng đơn điệu theo phân nhóm con; (5) bằng chứng cho H5 (điều tiết thể chế, institutional moderation).</w:t>
       </w:r>
     </w:p>
     <w:bookmarkEnd w:id="60"/>
@@ -11743,10 +11716,7 @@
         <w:t xml:space="preserve">5 lĩnh vực chính thức (5 indicator domains)</w:t>
       </w:r>
       <w:r>
-        <w:t xml:space="preserve"> </w:t>
-      </w:r>
-      <w:r>
-        <w:t xml:space="preserve">— đây là khung phân tích chuẩn của World Bank được dùng nhất quán xuyên các báo cáo WBES châu Á và châu lục khác. Bảng dưới định vị Mục 4.4 hiện tại trong tổng thể 5 lĩnh vực:</w:t>
+        <w:t xml:space="preserve">; đây là khung phân tích chuẩn của World Bank được dùng nhất quán xuyên các báo cáo WBES châu Á và châu lục khác. Bảng dưới định vị Mục 4.4 hiện tại trong tổng thể 5 lĩnh vực:</w:t>
       </w:r>
     </w:p>
     <w:p>
@@ -12352,7 +12322,7 @@
         <w:t xml:space="preserve"> </w:t>
       </w:r>
       <w:r>
-        <w:t xml:space="preserve">qua bảng kết quả mức độ chi tiết quốc gia (Mục 4.10) hoặc rào cản hàng đầu (Mục 4.5.5), nhưng chưa được phân tích sâu — đây là</w:t>
+        <w:t xml:space="preserve">qua bảng kết quả mức độ chi tiết quốc gia (Mục 4.10) hoặc rào cản hàng đầu (Mục 4.5.5), nhưng chưa được phân tích sâu; đây là</w:t>
       </w:r>
       <w:r>
         <w:t xml:space="preserve"> </w:t>
@@ -12383,7 +12353,7 @@
         <w:t xml:space="preserve">Lý do giới hạn phạm vi CĐ1</w:t>
       </w:r>
       <w:r>
-        <w:t xml:space="preserve">: (a) tính khả dụng của biến, biến trong (1) (2) (4) có nhiều missing values trong PICS3 schema cũ 2009-2012, gây mất cân đối panel; (b) tập trung vào hai construct cốt lõi của luận án (TCI + DAI), Đỗ &amp; Phan (2026 — VEFR) đã thiết kế hai biến này từ lĩnh vực (5) đổi mới + năng lực số; (c) CĐ1 mang tính descriptive và gợi mở, để dành CĐ2 cho phân tích đa biến với specification đầy đủ 5 lĩnh vực.</w:t>
+        <w:t xml:space="preserve">: (a) tính khả dụng của biến, biến trong (1) (2) (4) có nhiều missing values trong PICS3 schema cũ 2009-2012, gây mất cân đối panel; (b) tập trung vào hai construct cốt lõi của luận án (TCI + DAI), Đỗ &amp; Phan (2026, VEFR) đã thiết kế hai biến này từ lĩnh vực (5) đổi mới + năng lực số; (c) CĐ1 mang tính descriptive và gợi mở, để dành CĐ2 cho phân tích đa biến với specification đầy đủ 5 lĩnh vực.</w:t>
       </w:r>
     </w:p>
     <w:p>
@@ -14844,7 +14814,7 @@
           <w:bCs/>
           <w:b/>
         </w:rPr>
-        <w:t xml:space="preserve">Rào cản 1 — Hạn chế tín dụng</w:t>
+        <w:t xml:space="preserve">Rào cản 1, Hạn chế tín dụng</w:t>
       </w:r>
       <w:r>
         <w:t xml:space="preserve">: Hơn 30% doanh nghiệp ở Frontier và Emerging xem</w:t>
@@ -14879,7 +14849,7 @@
         <w:t xml:space="preserve"> </w:t>
       </w:r>
       <w:r>
-        <w:t xml:space="preserve">của Khanna &amp; Palepu (2010): các thị trường đang phát triển có hệ thống tài chính kém phát triển dẫn đến doanh nghiệp khó tiếp cận tín dụng chính thức. Liên kết với Mục 4.4</w:t>
+        <w:t xml:space="preserve">của Khanna &amp; Palepu (2010): các thị trường đang phát triển có hệ thống tài chính kém phát triển, dẫn đến doanh nghiệp khó tiếp cận tín dụng chính thức. Liên kết với Mục 4.4</w:t>
       </w:r>
       <w:r>
         <w:t xml:space="preserve"> </w:t>
@@ -14947,7 +14917,7 @@
           <w:bCs/>
           <w:b/>
         </w:rPr>
-        <w:t xml:space="preserve">Rào cản 3 — Cạnh tranh từ doanh nghiệp phi chính thức</w:t>
+        <w:t xml:space="preserve">Rào cản 3, Cạnh tranh từ doanh nghiệp phi chính thức</w:t>
       </w:r>
       <w:r>
         <w:t xml:space="preserve">: Tạo</w:t>
@@ -15203,7 +15173,7 @@
         <w:t xml:space="preserve">Nguồn chuẩn</w:t>
       </w:r>
       <w:r>
-        <w:t xml:space="preserve">: Carboni et al. (2024/2025 — WBES 192.000 doanh nghiệp, 158 quốc gia, 2006–2023); World Bank (2024)</w:t>
+        <w:t xml:space="preserve">: Carboni et al. (2024/2025, WBES 192.000 doanh nghiệp, 158 quốc gia, 2006–2023); World Bank (2024)</w:t>
       </w:r>
       <w:r>
         <w:t xml:space="preserve"> </w:t>
@@ -16663,7 +16633,7 @@
         <w:t xml:space="preserve"> </w:t>
       </w:r>
       <w:r>
-        <w:t xml:space="preserve">từ nhóm dữ liệu WBES sau hài hòa. Đây là phạm vi rộng nhất từng có cho nghiên cứu I→P trong văn liệu IB, mở rộng từ 17 nước châu Á mới nổi (Đỗ &amp; Phan, 2026 — VEFR) khoảng 2,5 lần.</w:t>
+        <w:t xml:space="preserve">từ nhóm dữ liệu WBES sau hài hòa. Đây là phạm vi rộng nhất từng có cho nghiên cứu I→P trong văn liệu IB, mở rộng từ 17 nước châu Á mới nổi (Đỗ &amp; Phan, 2026, VEFR) khoảng 2,5 lần.</w:t>
       </w:r>
     </w:p>
     <w:p>
@@ -16753,10 +16723,7 @@
         <w:t xml:space="preserve">2,1 lần</w:t>
       </w:r>
       <w:r>
-        <w:t xml:space="preserve"> </w:t>
-      </w:r>
-      <w:r>
-        <w:t xml:space="preserve">— đã được tách trực quan trong</w:t>
+        <w:t xml:space="preserve">, đã được tách trực quan trong</w:t>
       </w:r>
       <w:r>
         <w:t xml:space="preserve"> </w:t>
@@ -16794,7 +16761,7 @@
         <w:t xml:space="preserve">(NEW D1, Mục 4.9)</w:t>
       </w:r>
       <w:r>
-        <w:t xml:space="preserve">. FDI dẫn dắt SEA (VNM+IDN+PHL, FSTS 13,2%) ≠ dân số lớn (IND+LKA+JOR, FSTS 7,2%) ≠ tài nguyên (MNG, FSTS 5,0%). TCI ngược dấu —</w:t>
+        <w:t xml:space="preserve">. FDI dẫn dắt SEA (VNM+IDN+PHL, FSTS 13,2%) ≠ dân số lớn (IND+LKA+JOR, FSTS 7,2%) ≠ tài nguyên (MNG, FSTS 5,0%). TCI ngược dấu,</w:t>
       </w:r>
       <w:r>
         <w:t xml:space="preserve"> </w:t>
@@ -19146,7 +19113,7 @@
           <w:bCs/>
           <w:b/>
         </w:rPr>
-        <w:t xml:space="preserve">Kafouros et al. (2023 —</w:t>
+        <w:t xml:space="preserve">Kafouros et al. (2023,</w:t>
       </w:r>
       <w:r>
         <w:rPr>
@@ -19172,7 +19139,7 @@
         <w:t xml:space="preserve">, Vol 14, 56–83)</w:t>
       </w:r>
       <w:r>
-        <w:t xml:space="preserve">. Kafouros và cộng sự (n=12.888 firms · 16 CEE economies · 2004-2011 · 72.082 obs) chứng minh chất lượng thể chế (đo bằng Rule of Law từ World Governance Indicators) tương tác hai chiều với động học ngành:</w:t>
+        <w:t xml:space="preserve">. Kafouros và cộng sự (n=12.888 firms · 16 CEE economies · 2004-2011 · 72.082 obs) chứng minh chất lượng thể chế (đo bằng Rule of Law từ World Governance Indicators) tương tác hai chiều với động học ngành.</w:t>
       </w:r>
       <w:r>
         <w:t xml:space="preserve"> </w:t>
@@ -19188,7 +19155,7 @@
         <w:t xml:space="preserve"> </w:t>
       </w:r>
       <w:r>
-        <w:t xml:space="preserve">ở các ngành có</w:t>
+        <w:t xml:space="preserve">Ở các ngành có</w:t>
       </w:r>
       <w:r>
         <w:t xml:space="preserve"> </w:t>
@@ -19220,7 +19187,7 @@
         <w:t xml:space="preserve"> </w:t>
       </w:r>
       <w:r>
-        <w:t xml:space="preserve">hiệu quả doanh nghiệp do ba cơ chế (partnership identification, IPR enforcement, interfirm market exchange);</w:t>
+        <w:t xml:space="preserve">hiệu quả doanh nghiệp do ba cơ chế (partnership identification, IPR enforcement, interfirm market exchange).</w:t>
       </w:r>
       <w:r>
         <w:t xml:space="preserve"> </w:t>
@@ -19236,7 +19203,7 @@
         <w:t xml:space="preserve"> </w:t>
       </w:r>
       <w:r>
-        <w:t xml:space="preserve">ngược lại, ở các ngành có</w:t>
+        <w:t xml:space="preserve">Ngược lại, ở các ngành có</w:t>
       </w:r>
       <w:r>
         <w:t xml:space="preserve"> </w:t>
@@ -19324,7 +19291,7 @@
         <w:t xml:space="preserve"> </w:t>
       </w:r>
       <w:r>
-        <w:t xml:space="preserve">có hệ số âm. Đây là test trực tiếp cho replication của Kafouros (2023) trong bối cảnh châu Á — đóng góp lý thuyết quan trọng vì Kafouros chỉ test trong bối cảnh CEE.</w:t>
+        <w:t xml:space="preserve">có hệ số âm. Đây là test trực tiếp cho replication của Kafouros (2023) trong bối cảnh châu Á, đóng góp lý thuyết quan trọng vì Kafouros chỉ test trong bối cảnh CEE.</w:t>
       </w:r>
     </w:p>
     <w:p>
@@ -19381,7 +19348,7 @@
         <w:t xml:space="preserve"> </w:t>
       </w:r>
       <w:r>
-        <w:t xml:space="preserve">(e) ICT exclusion test cho DAI — đặc biệt liên quan Phase 2 HĐ1 Tier-1 Digital Presence rebrand.</w:t>
+        <w:t xml:space="preserve">(e) ICT exclusion test cho DAI, đặc biệt liên quan Phase 2 HĐ1 Tier-1 Digital Presence rebrand.</w:t>
       </w:r>
       <w:r>
         <w:t xml:space="preserve"> </w:t>
@@ -19451,7 +19418,7 @@
         <w:t xml:space="preserve">replication Kafouros et al. (2023) trong bối cảnh châu Á</w:t>
       </w:r>
       <w:r>
-        <w:t xml:space="preserve">, bảng Industry × Institutional Quality interaction cần thiết để confirm/disconfirm H1-H2 của Kafouros với 41 nước châu Á (vs 16 nước CEE của Kafouros). Nếu interaction tech_dynamism × institutional_quality dương và significant ở mức p&lt;.05, đây là evidence châu Á-specific cho industry-bounded institutional advantage — đóng góp lý thuyết của luận án.</w:t>
+        <w:t xml:space="preserve">; bảng Industry × Institutional Quality interaction cần thiết để confirm/disconfirm H1-H2 của Kafouros với 41 nước châu Á (vs 16 nước CEE của Kafouros). Nếu interaction tech_dynamism × institutional_quality dương và significant ở mức p&lt;.05, đây là evidence châu Á-specific cho industry-bounded institutional advantage, đóng góp lý thuyết của luận án.</w:t>
       </w:r>
     </w:p>
     <w:bookmarkEnd w:id="81"/>
@@ -23639,7 +23606,7 @@
         <w:t xml:space="preserve">Bối cảnh xung đột Trung Đông 2026</w:t>
       </w:r>
       <w:r>
-        <w:t xml:space="preserve">: IMF (2026, April) điều chỉnh giảm tăng trưởng Saudi Arabia mạnh từ ~4,5% xuống 3,1% do giảm sản lượng dầu; ADB (2026, April), báo cáo</w:t>
+        <w:t xml:space="preserve">: IMF (2026, April) điều chỉnh giảm tăng trưởng Saudi Arabia mạnh từ ~4,5% xuống 3,1% do giảm sản lượng dầu. ADB (2026, April), báo cáo</w:t>
       </w:r>
       <w:r>
         <w:t xml:space="preserve"> </w:t>
@@ -23727,7 +23694,7 @@
         <w:t xml:space="preserve"> </w:t>
       </w:r>
       <w:r>
-        <w:t xml:space="preserve">(cao nhất khu vực Đông Nam Á) và dự phóng</w:t>
+        <w:t xml:space="preserve">(cao nhất khu vực Đông Nam Á). Dự phóng đạt</w:t>
       </w:r>
       <w:r>
         <w:t xml:space="preserve"> </w:t>
@@ -23861,7 +23828,7 @@
         <w:t xml:space="preserve"> </w:t>
       </w:r>
       <w:r>
-        <w:t xml:space="preserve">(climate-resilient agriculture, công nghệ cao). Cơ cấu này phản ánh chuyển dịch tiếp tục từ nông nghiệp sang công nghiệp dẫn đến dịch vụ chất lượng cao.</w:t>
+        <w:t xml:space="preserve">(climate-resilient agriculture, công nghệ cao). Cơ cấu này phản ánh chuyển dịch tiếp tục từ nông nghiệp sang công nghiệp, rồi sang dịch vụ chất lượng cao.</w:t>
       </w:r>
     </w:p>
     <w:p>
@@ -23984,10 +23951,7 @@
         <w:t xml:space="preserve">Chính sách thuế quan Mỹ 2026</w:t>
       </w:r>
       <w:r>
-        <w:t xml:space="preserve"> </w:t>
-      </w:r>
-      <w:r>
-        <w:t xml:space="preserve">— thuế 10% tạm thời, nguy cơ tăng 15% (xem Mục 1.1 file 14 v3.11 Lớp 7); (c)</w:t>
+        <w:t xml:space="preserve">, thuế 10% tạm thời với nguy cơ tăng 15% (xem Mục 1.1 file 14 v3.11 Lớp 7); (c)</w:t>
       </w:r>
       <w:r>
         <w:t xml:space="preserve"> </w:t>
@@ -24000,10 +23964,7 @@
         <w:t xml:space="preserve">Thanh khoản nội địa</w:t>
       </w:r>
       <w:r>
-        <w:t xml:space="preserve"> </w:t>
-      </w:r>
-      <w:r>
-        <w:t xml:space="preserve">— nợ doanh nghiệp/GDP cao (~120%); (d)</w:t>
+        <w:t xml:space="preserve">, nợ doanh nghiệp/GDP cao (~120%); (d)</w:t>
       </w:r>
       <w:r>
         <w:t xml:space="preserve"> </w:t>
@@ -24016,10 +23977,7 @@
         <w:t xml:space="preserve">Nợ xấu hệ thống ngân hàng</w:t>
       </w:r>
       <w:r>
-        <w:t xml:space="preserve"> </w:t>
-      </w:r>
-      <w:r>
-        <w:t xml:space="preserve">— đặc biệt từ bất động sản; (e)</w:t>
+        <w:t xml:space="preserve">, đặc biệt từ bất động sản; (e)</w:t>
       </w:r>
       <w:r>
         <w:t xml:space="preserve"> </w:t>
@@ -24035,7 +23993,7 @@
         <w:t xml:space="preserve"> </w:t>
       </w:r>
       <w:r>
-        <w:t xml:space="preserve">— sau khủng hoảng Tân Hoàng Minh + Vạn Thịnh Phát 2022-2024 — cần củng cố niềm tin nhà đầu tư trái phiếu trong nước.</w:t>
+        <w:t xml:space="preserve">sau khủng hoảng Tân Hoàng Minh + Vạn Thịnh Phát 2022-2024, cần củng cố niềm tin nhà đầu tư trái phiếu trong nước.</w:t>
       </w:r>
     </w:p>
     <w:p>
@@ -24146,7 +24104,7 @@
         <w:pStyle w:val="FirstParagraph"/>
       </w:pPr>
       <w:r>
-        <w:t xml:space="preserve">FSTS 10,9%, sau đó 8,8%; FDI ≥10% chiếm 6,0%. Quan hệ FSTS – năng suất là đường cong bậc hai (inverted-U) với điểm uốn 49,4% (2012) / 47,2% (2024) — bền vững theo kiểm định Paternoster (Đỗ &amp; Phan, 2026 —</w:t>
+        <w:t xml:space="preserve">FSTS 10,9%, sau đó 8,8%; FDI ≥10% chiếm 6,0%. Quan hệ FSTS – năng suất là đường cong bậc hai (inverted-U) với điểm uốn 49,4% (2012) / 47,2% (2024), bền vững theo kiểm định Paternoster (Đỗ &amp; Phan, 2026,</w:t>
       </w:r>
       <w:r>
         <w:t xml:space="preserve"> </w:t>
@@ -24172,7 +24130,7 @@
         <w:t xml:space="preserve">Cập nhật v3.1c</w:t>
       </w:r>
       <w:r>
-        <w:t xml:space="preserve">: Wang, Huang và Hong (2024 —</w:t>
+        <w:t xml:space="preserve">: Wang, Huang và Hong (2024,</w:t>
       </w:r>
       <w:r>
         <w:t xml:space="preserve"> </w:t>
@@ -24185,7 +24143,7 @@
         <w:t xml:space="preserve">IRFA</w:t>
       </w:r>
       <w:r>
-        <w:t xml:space="preserve">) phân tích 80% bank risk models ở PRC phụ thuộc dominant tech providers —</w:t>
+        <w:t xml:space="preserve">) phân tích 80% bank risk models ở PRC phụ thuộc dominant tech providers, tức</w:t>
       </w:r>
       <w:r>
         <w:t xml:space="preserve"> </w:t>
@@ -24213,10 +24171,10 @@
           <w:bCs/>
           <w:b/>
         </w:rPr>
-        <w:t xml:space="preserve">Khung Zombie firms PRC — lý giải bổ sung cho điểm uốn bậc hai (inverted-U) ~49%</w:t>
-      </w:r>
-      <w:r>
-        <w:t xml:space="preserve">: Theo các phân tích nội bộ và văn liệu Caballero, Hoshi và Kashyap (2008 —</w:t>
+        <w:t xml:space="preserve">Khung Zombie firms PRC, lý giải bổ sung cho điểm uốn bậc hai (inverted-U) ~49%</w:t>
+      </w:r>
+      <w:r>
+        <w:t xml:space="preserve">: Theo các phân tích nội bộ và văn liệu Caballero, Hoshi và Kashyap (2008,</w:t>
       </w:r>
       <w:r>
         <w:t xml:space="preserve"> </w:t>
@@ -24284,7 +24242,7 @@
         <w:t xml:space="preserve"> </w:t>
       </w:r>
       <w:r>
-        <w:t xml:space="preserve">(slow exit): Doanh nghiệp xác sống không phá sản dẫn đến vẫn chiếm dụng vốn vay ngân hàng + đất đai + lao động — kéo dài chu kỳ phân bổ sai nguồn lực (Hsieh &amp; Klenow, 2009 channel). Trong WBES PRC pool, một số firms zombie có FSTS cao (cố xuất khẩu để duy trì doanh thu) nhưng năng suất thực thấp dẫn đến góp phần kéo điểm uốn bậc hai về phía ~49%.</w:t>
+        <w:t xml:space="preserve">(slow exit): Doanh nghiệp xác sống không phá sản, vẫn chiếm dụng vốn vay ngân hàng + đất đai + lao động, kéo dài chu kỳ phân bổ sai nguồn lực (Hsieh &amp; Klenow, 2009 channel). Trong WBES PRC pool, một số firms zombie có FSTS cao (cố xuất khẩu để duy trì doanh thu) nhưng năng suất thực thấp, góp phần kéo điểm uốn bậc hai về phía ~49%.</w:t>
       </w:r>
     </w:p>
     <w:p>
@@ -24308,7 +24266,7 @@
         <w:t xml:space="preserve"> </w:t>
       </w:r>
       <w:r>
-        <w:t xml:space="preserve">(entry barrier): SME mới không thể chiếm thị phần vì zombie firms vẫn occupy thị trường nội địa với giá dumping. Liên kết Mục 5.5 Emerging Asia: Việt Nam + Indonesia + India tránh được zombie effect nhờ market discipline mạnh hơn dẫn đến entry rate cao + creative destruction (Schumpeter, 1942) hoạt động tốt hơn.</w:t>
+        <w:t xml:space="preserve">(entry barrier): SME mới không thể chiếm thị phần vì zombie firms vẫn occupy thị trường nội địa với giá dumping. Liên kết Mục 5.5 Emerging Asia: Việt Nam + Indonesia + India tránh được zombie effect nhờ market discipline mạnh hơn, dẫn đến entry rate cao + creative destruction (Schumpeter, 1942) hoạt động tốt hơn.</w:t>
       </w:r>
     </w:p>
     <w:p>
@@ -24345,7 +24303,7 @@
         <w:t xml:space="preserve"> </w:t>
       </w:r>
       <w:r>
-        <w:t xml:space="preserve">với zombie firms structure tạo ra rủi ro hệ thống — nếu fintech provider lock-in fails + zombie firms massively default đồng thời dẫn đến systemic banking crisis. Đây là rủi ro mới cho China-exposed Vietnamese exporters.</w:t>
+        <w:t xml:space="preserve">với zombie firms structure tạo ra rủi ro hệ thống. Nếu fintech provider lock-in fails + zombie firms massively default đồng thời, dẫn đến systemic banking crisis. Đây là rủi ro mới cho China-exposed Vietnamese exporters.</w:t>
       </w:r>
     </w:p>
     <w:p>
@@ -24391,17 +24349,17 @@
         <w:t xml:space="preserve"> </w:t>
       </w:r>
       <w:r>
-        <w:t xml:space="preserve">(proxy: firms với ROA &lt;0 trong 3 năm liên tiếp + tăng nợ vay) để test xem điểm uốn bậc hai ~49% có shifted khi loại zombie firms khỏi PRC subsample. Robustness check #7 (zombie-excluded re-estimation) — bổ sung sau Manufacturing-only / ICT-excluded / Tourism-separated SIDS / Construction-tested Gulf / Mining-excluded resource / Sector composition adjustment.</w:t>
+        <w:t xml:space="preserve">(proxy: firms với ROA &lt;0 trong 3 năm liên tiếp + tăng nợ vay) để test xem điểm uốn bậc hai ~49% có shifted khi loại zombie firms khỏi PRC subsample. Robustness check #7 (zombie-excluded re-estimation), bổ sung sau Manufacturing-only / ICT-excluded / Tourism-separated SIDS / Construction-tested Gulf / Mining-excluded resource / Sector composition adjustment.</w:t>
       </w:r>
     </w:p>
     <w:bookmarkEnd w:id="94"/>
-    <w:bookmarkStart w:id="95" w:name="Xd1b9d97fa4c985bc01d0b470585adfaadea98ed"/>
+    <w:bookmarkStart w:id="95" w:name="X93fba52b469c52b2d4eff350ec61f767dba9494"/>
     <w:p>
       <w:pPr>
         <w:pStyle w:val="Heading3"/>
       </w:pPr>
       <w:r>
-        <w:t xml:space="preserve">5.5 Tổng hợp Emerging Asia (n=42.278) — bổ sung India case (v3.2)</w:t>
+        <w:t xml:space="preserve">5.5 Tổng hợp Emerging Asia (n=42.278), bổ sung India case (v3.2)</w:t>
       </w:r>
     </w:p>
     <w:p>
@@ -24409,7 +24367,7 @@
         <w:pStyle w:val="FirstParagraph"/>
       </w:pPr>
       <w:r>
-        <w:t xml:space="preserve">FSTS 7,6%; FDI ≥10% chiếm 4,4%; tỷ lệ doanh nghiệp R&amp;D dương 16%. Phân tán nội bộ lớn (sd log 2,18) — phản ánh dị biệt rộng xuyên 7 nước Emerging.</w:t>
+        <w:t xml:space="preserve">FSTS 7,6%; FDI ≥10% chiếm 4,4%; tỷ lệ doanh nghiệp R&amp;D dương 16%. Phân tán nội bộ lớn (sd log 2,18), phản ánh dị biệt rộng xuyên 7 nước Emerging.</w:t>
       </w:r>
     </w:p>
     <w:p>
@@ -24421,10 +24379,10 @@
           <w:bCs/>
           <w:b/>
         </w:rPr>
-        <w:t xml:space="preserve">Trường hợp Ấn Độ — chứng cứ lan tỏa công nghệ (technology spillovers) (NEW v3.2)</w:t>
-      </w:r>
-      <w:r>
-        <w:t xml:space="preserve">: Theo Sikdar và Mukhopadhyay (2026 —</w:t>
+        <w:t xml:space="preserve">Trường hợp Ấn Độ, chứng cứ lan tỏa công nghệ (technology spillovers) (NEW v3.2)</w:t>
+      </w:r>
+      <w:r>
+        <w:t xml:space="preserve">: Theo Sikdar và Mukhopadhyay (2026,</w:t>
       </w:r>
       <w:r>
         <w:t xml:space="preserve"> </w:t>
@@ -24482,7 +24440,7 @@
         <w:t xml:space="preserve"> </w:t>
       </w:r>
       <w:r>
-        <w:t xml:space="preserve">tăng từ $1,705M (1990-2000) dẫn đến $42,396M (2012-2022); chi tiêu nghiên cứu-phát triển (R&amp;D) trì trệ ở 0,7% GDP;</w:t>
+        <w:t xml:space="preserve">tăng từ $1,705M (1990-2000) lên $42,396M (2012-2022); chi tiêu nghiên cứu-phát triển (R&amp;D) trì trệ ở 0,7% GDP;</w:t>
       </w:r>
       <w:r>
         <w:t xml:space="preserve"> </w:t>
@@ -24502,13 +24460,13 @@
       </w:r>
     </w:p>
     <w:bookmarkEnd w:id="95"/>
-    <w:bookmarkStart w:id="96" w:name="X5c9923a8ebeb21a62fb2478c885f145bd4f6092"/>
+    <w:bookmarkStart w:id="96" w:name="X5874be0d189338f6332bcffed446dfb4ee20787"/>
     <w:p>
       <w:pPr>
         <w:pStyle w:val="Heading3"/>
       </w:pPr>
       <w:r>
-        <w:t xml:space="preserve">5.6 Mongolia — từ lời nguyền tài nguyên đến chuyển đổi critical minerals (n=1.905, 4 đợt 2009–2025)</w:t>
+        <w:t xml:space="preserve">5.6 Mongolia, từ lời nguyền tài nguyên đến chuyển đổi critical minerals (n=1.905, 4 đợt 2009–2025)</w:t>
       </w:r>
     </w:p>
     <w:p>
@@ -24557,7 +24515,7 @@
           <w:bCs/>
           <w:b/>
         </w:rPr>
-        <w:t xml:space="preserve">Bước ngoặt 2026 — chuyển đổi critical minerals (ADB, 2026, May)</w:t>
+        <w:t xml:space="preserve">Bước ngoặt 2026, chuyển đổi critical minerals (ADB, 2026, May)</w:t>
       </w:r>
       <w:r>
         <w:t xml:space="preserve">: Mongolia ở giao điểm chiến lược của</w:t>
@@ -24633,13 +24591,13 @@
       </w:r>
     </w:p>
     <w:bookmarkEnd w:id="96"/>
-    <w:bookmarkStart w:id="98" w:name="Xb5a839706cb6c5543e8866635dc482e23cee749"/>
+    <w:bookmarkStart w:id="98" w:name="Xadf01e3c1d9a34ee50b2b6e35280d8288f8b195"/>
     <w:p>
       <w:pPr>
         <w:pStyle w:val="Heading3"/>
       </w:pPr>
       <w:r>
-        <w:t xml:space="preserve">5.7 SIDS Thái Bình Dương (7 nước — cập nhật v3.1, n=1.371)</w:t>
+        <w:t xml:space="preserve">5.7 SIDS Thái Bình Dương (7 nước, cập nhật v3.1, n=1.371)</w:t>
       </w:r>
     </w:p>
     <w:p>
@@ -24664,7 +24622,7 @@
           <w:bCs/>
           <w:b/>
         </w:rPr>
-        <w:t xml:space="preserve">Kiribati (KIR — bổ sung 2025)</w:t>
+        <w:t xml:space="preserve">Kiribati (KIR, bổ sung 2025)</w:t>
       </w:r>
       <w:r>
         <w:t xml:space="preserve">. Tổng n=1.371. FSTS 6,3%; FDI ≥10%</w:t>
@@ -24731,7 +24689,7 @@
           <w:bCs/>
           <w:b/>
         </w:rPr>
-        <w:t xml:space="preserve">Kiribati 2025 — trường hợp biên CỰC ĐOAN nhất</w:t>
+        <w:t xml:space="preserve">Kiribati 2025, trường hợp biên CỰC ĐOAN nhất</w:t>
       </w:r>
       <w:r>
         <w:t xml:space="preserve">: FSTS 1,03%, FDI 0,7%, website 18,7%, ISO 1,3%, sd log 1,48, SME 93,3%. GDP/đầu người ~1.700 USD, viện trợ AUS/NZ ~30% GDP.</w:t>
@@ -24751,7 +24709,7 @@
         <w:pStyle w:val="FirstParagraph"/>
       </w:pPr>
       <w:r>
-        <w:t xml:space="preserve">PICs có 4 trụ cột MIRAB (Bertram, 2006): (1) khu vực công chủ đạo (30-50% việc làm chính thức); (2) phụ thuộc 4 nguồn ngoại sinh — nông nghiệp tự cấp + ODA 30% GDP + remittances 25-40% GDP + khai thác tài nguyên; (3) thanh niên thất nghiệp 15-30% + dân số &lt;25 tuổi &gt;50%; (4) migration labor PLMS Australia + RSE New Zealand như channel sinh tồn (Vanuatu RSE 15-20% GDP). Liên kết: Fiji website 74,8% &gt; Singapore (PLMS+remittance corridors); Kiribati 18,7% (outer islands no internet); SIDS innovation 41,5% (bricolage Baker &amp; Nelson 2005). CĐ2: 3 control variables PICs-specific (</w:t>
+        <w:t xml:space="preserve">PICs có 4 trụ cột MIRAB (Bertram, 2006): (1) khu vực công chủ đạo (30-50% việc làm chính thức); (2) phụ thuộc 4 nguồn ngoại sinh, gồm nông nghiệp tự cấp + ODA 30% GDP + remittances 25-40% GDP + khai thác tài nguyên; (3) thanh niên thất nghiệp 15-30% + dân số &lt;25 tuổi &gt;50%; (4) migration labor PLMS Australia + RSE New Zealand như channel sinh tồn (Vanuatu RSE 15-20% GDP). Liên kết: Fiji website 74,8% &gt; Singapore (PLMS+remittance corridors); Kiribati 18,7% (outer islands no internet); SIDS innovation 41,5% (bricolage Baker &amp; Nelson 2005). CĐ2: 3 control variables PICs-specific (</w:t>
       </w:r>
       <w:r>
         <w:rPr>
@@ -25638,7 +25596,7 @@
           <w:iCs/>
           <w:i/>
         </w:rPr>
-        <w:t xml:space="preserve">Hệ số tương quan Pearson (n=101.185 — v3.1).</w:t>
+        <w:t xml:space="preserve">Hệ số tương quan Pearson (n=101.185, v3.1).</w:t>
       </w:r>
     </w:p>
     <w:tbl>
@@ -26062,7 +26020,7 @@
         <w:t xml:space="preserve">Sáu phát hiện chính</w:t>
       </w:r>
       <w:r>
-        <w:t xml:space="preserve">: (1) FDI dương mạnh SIDS (+0,222); (2) FDI âm Advanced; (3) FSTS dương Advanced, Uppsala+OLI; (4) TCI dương SIDS+Advanced; (5) DAI âm Advanced, Tier-1 saturation; (6) Đảo dấu cross-regime — institutional moderation.</w:t>
+        <w:t xml:space="preserve">: (1) FDI dương mạnh SIDS (+0,222); (2) FDI âm Advanced; (3) FSTS dương Advanced, Uppsala+OLI; (4) TCI dương SIDS+Advanced; (5) DAI âm Advanced, Tier-1 saturation; (6) Đảo dấu cross-regime, institutional moderation.</w:t>
       </w:r>
     </w:p>
     <w:p>
@@ -26077,7 +26035,7 @@
         <w:t xml:space="preserve">Cảnh báo schema BREADY 2025 (v3.3)</w:t>
       </w:r>
       <w:r>
-        <w:t xml:space="preserve">: bảng 6.1 có thể bị nhiễu schema effect — kiểm chứng qua "triple-defense" Mục 4.11 file 15.</w:t>
+        <w:t xml:space="preserve">: bảng 6.1 có thể bị nhiễu schema effect; kiểm chứng qua "triple-defense" Mục 4.11 file 15.</w:t>
       </w:r>
     </w:p>
     <w:p>
@@ -26104,10 +26062,10 @@
           <w:bCs/>
           <w:b/>
         </w:rPr>
-        <w:t xml:space="preserve">Lý giải bổ sung — Institutional Transaction Costs xuyên quốc gia (TCE Coase-Williamson, mở rộng Banalieva &amp; Dhanaraj 2019)</w:t>
-      </w:r>
-      <w:r>
-        <w:t xml:space="preserve">: Đối chiếu hai bản thảo P3 Singapore (Mar et al., 2026 —</w:t>
+        <w:t xml:space="preserve">Lý giải bổ sung, Institutional Transaction Costs xuyên quốc gia (TCE Coase-Williamson, mở rộng Banalieva &amp; Dhanaraj 2019)</w:t>
+      </w:r>
+      <w:r>
+        <w:t xml:space="preserve">: Đối chiếu hai bản thảo P3 Singapore (Mar et al., 2026,</w:t>
       </w:r>
       <w:r>
         <w:t xml:space="preserve"> </w:t>
@@ -26120,7 +26078,7 @@
         <w:t xml:space="preserve">MIR</w:t>
       </w:r>
       <w:r>
-        <w:t xml:space="preserve">) + P4 Việt Nam (Đỗ &amp; Phan, 2026 —</w:t>
+        <w:t xml:space="preserve">) + P4 Việt Nam (Đỗ &amp; Phan, 2026,</w:t>
       </w:r>
       <w:r>
         <w:t xml:space="preserve"> </w:t>
@@ -26174,7 +26132,7 @@
           <w:iCs/>
           <w:i/>
         </w:rPr>
-        <w:t xml:space="preserve">Đối chiếu I-P curve + cơ chế DAI/TCI giữa Việt Nam vs Singapore — bằng chứng cho khung CDCM.</w:t>
+        <w:t xml:space="preserve">Đối chiếu I-P curve + cơ chế DAI/TCI giữa Việt Nam vs Singapore, bằng chứng cho khung CDCM.</w:t>
       </w:r>
     </w:p>
     <w:tbl>
@@ -26528,7 +26486,7 @@
         <w:t xml:space="preserve">Lý giải Institutional Transaction Costs (TCE)</w:t>
       </w:r>
       <w:r>
-        <w:t xml:space="preserve">: Ở Việt Nam, hạ tầng thương mại số yếu (Tier 1 only) khiến chi phí điều phối xuyên biên giới (cross-border coordination cost) tăng vọt theo siêu tuyến tính (super-linearly — Brynjolfsson &amp; McAfee, 2014) ở mức xuất khẩu trung bình dẫn đến đẩy điểm uốn (TP) về vùng FSTS thấp 39-46%. Ở Singapore, hạ tầng số (Tier 1+2: website + e-payment + integrated logistics) đã hấp thụ phần lớn chi phí này dẫn đến đẩy ranh giới quá tải (overload boundary) về vùng FSTS cực cao ~82%. Vì vậy</w:t>
+        <w:t xml:space="preserve">: Ở Việt Nam, hạ tầng thương mại số yếu (Tier 1 only) khiến chi phí điều phối xuyên biên giới (cross-border coordination cost) tăng vọt theo siêu tuyến tính (super-linearly, Brynjolfsson &amp; McAfee, 2014) ở mức xuất khẩu trung bình, đẩy điểm uốn (TP) về vùng FSTS thấp 39-46%. Ở Singapore, hạ tầng số (Tier 1+2: website + e-payment + integrated logistics) đã hấp thụ phần lớn chi phí này, đẩy ranh giới quá tải (overload boundary) về vùng FSTS cực cao ~82%. Vì vậy</w:t>
       </w:r>
       <w:r>
         <w:t xml:space="preserve"> </w:t>
@@ -26541,10 +26499,7 @@
         <w:t xml:space="preserve">bằng chứng "đường cong U ngược nghẹt thở" của Lu &amp; Beamish (2004) chỉ vận hành ở các nước có institutional transaction costs trung bình-cao</w:t>
       </w:r>
       <w:r>
-        <w:t xml:space="preserve"> </w:t>
-      </w:r>
-      <w:r>
-        <w:t xml:space="preserve">— nơi chi phí điều phối phi tuyến đủ tạo turnaround point trong vùng FSTS observed; ở các nước có hạ tầng số trưởng thành, U-curve được "kéo dãn" về phía cực đoan và có thể không quan sát được trong dữ liệu thực tế.</w:t>
+        <w:t xml:space="preserve">, nơi chi phí điều phối phi tuyến đủ tạo turnaround point trong vùng FSTS observed. Ở các nước có hạ tầng số trưởng thành, U-curve được "kéo dãn" về phía cực đoan và có thể không quan sát được trong dữ liệu thực tế.</w:t>
       </w:r>
     </w:p>
     <w:p>
@@ -26575,7 +26530,7 @@
         <w:t xml:space="preserve"> </w:t>
       </w:r>
       <w:r>
-        <w:t xml:space="preserve">sẽ có một continuum institutional transaction costs từ Singapore (cực thấp) dẫn đến Việt Nam/Indonesia (trung bình) dẫn đến Mongolia/Pakistan/Bangladesh (cao); (b) Điểm uốn TP của I-P curve sẽ correlate ngược với mức trưởng thành hạ tầng số quốc gia (đo qua DAI Tier 1+2 trung bình quốc gia); (c) Vai trò TCI sẽ chuyển từ scarce advantage (ở các nước transaction cost cao) sang hygiene factor (ở các nước transaction cost thấp) — confirm giả thuyết H7 (industry × institutional dynamism interaction) của Kafouros et al. (2023). Đây là</w:t>
+        <w:t xml:space="preserve">sẽ có một continuum institutional transaction costs từ Singapore (cực thấp), Việt Nam/Indonesia (trung bình), đến Mongolia/Pakistan/Bangladesh (cao); (b) Điểm uốn TP của I-P curve sẽ correlate ngược với mức trưởng thành hạ tầng số quốc gia (đo qua DAI Tier 1+2 trung bình quốc gia); (c) Vai trò TCI sẽ chuyển từ scarce advantage (ở các nước transaction cost cao) sang hygiene factor (ở các nước transaction cost thấp), confirm giả thuyết H7 (industry × institutional dynamism interaction) của Kafouros et al. (2023). Đây là</w:t>
       </w:r>
       <w:r>
         <w:t xml:space="preserve"> </w:t>
@@ -26591,7 +26546,7 @@
         <w:t xml:space="preserve"> </w:t>
       </w:r>
       <w:r>
-        <w:t xml:space="preserve">cho luận án — replication CDCM xuyên 41 nước châu Á.</w:t>
+        <w:t xml:space="preserve">cho luận án, replication CDCM xuyên 41 nước châu Á.</w:t>
       </w:r>
     </w:p>
     <w:p>
@@ -26622,7 +26577,7 @@
         <w:t xml:space="preserve"> </w:t>
       </w:r>
       <w:r>
-        <w:t xml:space="preserve">under review); Đỗ &amp; Phan (2026, P4 Việt Nam —</w:t>
+        <w:t xml:space="preserve">under review); Đỗ &amp; Phan (2026, P4 Việt Nam,</w:t>
       </w:r>
       <w:r>
         <w:t xml:space="preserve"> </w:t>
@@ -26663,10 +26618,7 @@
         <w:t xml:space="preserve">hiệu ứng đẩy nhanh giao hàng (front-loading effect)</w:t>
       </w:r>
       <w:r>
-        <w:t xml:space="preserve"> </w:t>
-      </w:r>
-      <w:r>
-        <w:t xml:space="preserve">— doanh nghiệp xuất khẩu Việt Nam đẩy nhanh giao hàng ngắn hạn nhằm tận dụng cửa sổ thuế thấp 10% trước khi tăng lên 15% trong nửa cuối 2026. Hậu quả: doanh thu xuất khẩu tăng ngắn hạn 2025 (đóng góp vào GDP 8,0%) nhưng làm giảm đà tăng trưởng 2026-2027 do hợp đồng tương lai bị "ăn trước". Trong khung ICRV, đẩy nhanh giao hàng + bất định chính sách hoạt động như</w:t>
+        <w:t xml:space="preserve">. Doanh nghiệp xuất khẩu Việt Nam đẩy nhanh giao hàng ngắn hạn nhằm tận dụng cửa sổ thuế thấp 10% trước khi tăng lên 15% trong nửa cuối 2026. Hậu quả: doanh thu xuất khẩu tăng ngắn hạn 2025 (đóng góp vào GDP 8,0%) nhưng làm giảm đà tăng trưởng 2026-2027 do hợp đồng tương lai bị "ăn trước". Trong khung ICRV, đẩy nhanh giao hàng + bất định chính sách hoạt động như</w:t>
       </w:r>
       <w:r>
         <w:t xml:space="preserve"> </w:t>
@@ -26682,7 +26634,7 @@
         <w:t xml:space="preserve"> </w:t>
       </w:r>
       <w:r>
-        <w:t xml:space="preserve">đảo dấu hệ số FSTS giữa hai nhóm: (a)</w:t>
+        <w:t xml:space="preserve">đảo dấu hệ số FSTS giữa hai nhóm. (a)</w:t>
       </w:r>
       <w:r>
         <w:t xml:space="preserve"> </w:t>
@@ -26698,7 +26650,7 @@
         <w:t xml:space="preserve"> </w:t>
       </w:r>
       <w:r>
-        <w:t xml:space="preserve">(Việt Nam doanh nghiệp FDI sản xuất chế biến) — có khả năng đẩy nhanh + phòng ngừa rủi ro tốt dẫn đến FSTS-năng suất tương quan dương mạnh ngắn hạn 2025 dẫn đến đảo chiều âm 2026-2027 do</w:t>
+        <w:t xml:space="preserve">(Việt Nam doanh nghiệp FDI sản xuất chế biến) có khả năng đẩy nhanh + phòng ngừa rủi ro tốt, dẫn đến FSTS-năng suất tương quan dương mạnh ngắn hạn 2025 rồi đảo chiều âm 2026-2027 do</w:t>
       </w:r>
       <w:r>
         <w:t xml:space="preserve"> </w:t>
@@ -26711,7 +26663,7 @@
         <w:t xml:space="preserve">cạn kiệt đơn hàng tương lai (exhaustion of forward orders)</w:t>
       </w:r>
       <w:r>
-        <w:t xml:space="preserve">; (b)</w:t>
+        <w:t xml:space="preserve">. (b)</w:t>
       </w:r>
       <w:r>
         <w:t xml:space="preserve"> </w:t>
@@ -26740,7 +26692,7 @@
         <w:t xml:space="preserve">tồn kho dự phòng (buffer inventory)</w:t>
       </w:r>
       <w:r>
-        <w:t xml:space="preserve">) — không thể đẩy nhanh dẫn đến FSTS-năng suất tương quan yếu hoặc âm cả 2 giai đoạn.</w:t>
+        <w:t xml:space="preserve">) không thể đẩy nhanh, dẫn đến FSTS-năng suất tương quan yếu hoặc âm cả 2 giai đoạn.</w:t>
       </w:r>
       <w:r>
         <w:t xml:space="preserve"> </w:t>
@@ -26784,16 +26736,16 @@
         <w:t xml:space="preserve"> </w:t>
       </w:r>
       <w:r>
-        <w:t xml:space="preserve">(proxy: tỷ trọng xuất khẩu sang Mỹ × thời điểm giao hàng quý 1-2 2026) vào kiểm định độ vững (robustness check) #8 (đẩy nhanh giao hàng được hiệu chỉnh — front-loading-adjusted re-estimation).</w:t>
-      </w:r>
-    </w:p>
-    <w:bookmarkStart w:id="101" w:name="X5ecd37fe01a045571df9cbb12094eb6d4cc7171"/>
+        <w:t xml:space="preserve">(proxy: tỷ trọng xuất khẩu sang Mỹ × thời điểm giao hàng quý 1-2 2026) vào kiểm định độ vững (robustness check) #8 (đẩy nhanh giao hàng được hiệu chỉnh, front-loading-adjusted re-estimation).</w:t>
+      </w:r>
+    </w:p>
+    <w:bookmarkStart w:id="101" w:name="X416eeb6e7ca4ea7e981cb093e24204dd63190b1"/>
     <w:p>
       <w:pPr>
         <w:pStyle w:val="Heading3"/>
       </w:pPr>
       <w:r>
-        <w:t xml:space="preserve">6.1 Pattern giới tính trong quản lý + sở hữu — bằng chứng EAP châu Á dẫn đầu</w:t>
+        <w:t xml:space="preserve">6.1 Pattern giới tính trong quản lý + sở hữu, bằng chứng EAP châu Á dẫn đầu</w:t>
       </w:r>
     </w:p>
     <w:p>
@@ -26818,7 +26770,7 @@
           <w:iCs/>
           <w:i/>
         </w:rPr>
-        <w:t xml:space="preserve">Pattern giới tính trong TMT + ownership — phân tầng theo khu vực địa lý.</w:t>
+        <w:t xml:space="preserve">Pattern giới tính trong TMT + ownership, phân tầng theo khu vực địa lý.</w:t>
       </w:r>
     </w:p>
     <w:tbl>
@@ -27283,7 +27235,7 @@
         <w:t xml:space="preserve">MENA thấp nhất, structural barriers</w:t>
       </w:r>
       <w:r>
-        <w:t xml:space="preserve">: MENA 3,3% nữ TMT + 1,7% nữ ownership, thấp nhất toàn cầu, phản ánh rào cản thể chế-luật pháp đặc thù (World Bank, 2024 —</w:t>
+        <w:t xml:space="preserve">: MENA 3,3% nữ TMT + 1,7% nữ ownership, thấp nhất toàn cầu, phản ánh rào cản thể chế-luật pháp đặc thù (World Bank, 2024,</w:t>
       </w:r>
       <w:r>
         <w:t xml:space="preserve"> </w:t>
@@ -27309,7 +27261,7 @@
         <w:t xml:space="preserve">Ownership ceiling phổ biến</w:t>
       </w:r>
       <w:r>
-        <w:t xml:space="preserve">: 43/50 economies có ownership ceiling cao hơn management representation — gợi ý barrier đặc thù ở cấp sở hữu vốn (equity ownership) so với vị trí quản lý; (d)</w:t>
+        <w:t xml:space="preserve">: 43/50 economies có ownership ceiling cao hơn management representation, gợi ý barrier đặc thù ở cấp sở hữu vốn (equity ownership) so với vị trí quản lý; (d)</w:t>
       </w:r>
       <w:r>
         <w:t xml:space="preserve"> </w:t>
@@ -27322,7 +27274,7 @@
         <w:t xml:space="preserve">Boundary references TMT moderation</w:t>
       </w:r>
       <w:r>
-        <w:t xml:space="preserve">: Mardones-Ibáñez (2025 —</w:t>
+        <w:t xml:space="preserve">: Mardones-Ibáñez (2025,</w:t>
       </w:r>
       <w:r>
         <w:t xml:space="preserve"> </w:t>
@@ -27373,7 +27325,7 @@
         <w:t xml:space="preserve">b7a</w:t>
       </w:r>
       <w:r>
-        <w:t xml:space="preserve">) tương tác với technology adoption — tác động ESG-performance mạnh hơn khi doanh nghiệp có DAI cao; (f)</w:t>
+        <w:t xml:space="preserve">) tương tác với technology adoption, tác động ESG-performance mạnh hơn khi doanh nghiệp có DAI cao; (f)</w:t>
       </w:r>
       <w:r>
         <w:t xml:space="preserve"> </w:t>
@@ -27389,7 +27341,7 @@
         <w:t xml:space="preserve"> </w:t>
       </w:r>
       <w:r>
-        <w:t xml:space="preserve">(World Bank, 2024 —</w:t>
+        <w:t xml:space="preserve">(World Bank, 2024,</w:t>
       </w:r>
       <w:r>
         <w:t xml:space="preserve"> </w:t>
@@ -27402,7 +27354,7 @@
         <w:t xml:space="preserve">Unlocking Global Growth: Closing the Gender Gap in Business</w:t>
       </w:r>
       <w:r>
-        <w:t xml:space="preserve">): doanh nghiệp có nữ sở hữu đa số có doanh thu/nhân viên thấp hơn trung bình nhưng tốc độ tăng trưởng việc làm cao hơn ở nhóm Frontier/Emerging — pattern phù hợp Mục 4.3 CAGR việc làm SIDS cao nhất (5,77%).</w:t>
+        <w:t xml:space="preserve">): doanh nghiệp có nữ sở hữu đa số có doanh thu/nhân viên thấp hơn trung bình nhưng tốc độ tăng trưởng việc làm cao hơn ở nhóm Frontier/Emerging, pattern phù hợp Mục 4.3 CAGR việc làm SIDS cao nhất (5,77%).</w:t>
       </w:r>
     </w:p>
     <w:p>
@@ -27447,7 +27399,7 @@
         <w:t xml:space="preserve">Nguồn</w:t>
       </w:r>
       <w:r>
-        <w:t xml:space="preserve">: Carboni et al. (2024/2025 — WBES ESG indicators); World Bank (2024)</w:t>
+        <w:t xml:space="preserve">: Carboni et al. (2024/2025, WBES ESG indicators); World Bank (2024)</w:t>
       </w:r>
       <w:r>
         <w:t xml:space="preserve"> </w:t>
@@ -27463,7 +27415,7 @@
         <w:t xml:space="preserve"> </w:t>
       </w:r>
       <w:r>
-        <w:t xml:space="preserve">(WBES 167 nền kinh tế); Mardones-Ibáñez (2025 —</w:t>
+        <w:t xml:space="preserve">(WBES 167 nền kinh tế); Mardones-Ibáñez (2025,</w:t>
       </w:r>
       <w:r>
         <w:t xml:space="preserve"> </w:t>
@@ -27476,7 +27428,7 @@
         <w:t xml:space="preserve">SAGE Open</w:t>
       </w:r>
       <w:r>
-        <w:t xml:space="preserve">); Al-Najjar et al. (2025 —</w:t>
+        <w:t xml:space="preserve">); Al-Najjar et al. (2025,</w:t>
       </w:r>
       <w:r>
         <w:t xml:space="preserve"> </w:t>
@@ -27514,7 +27466,7 @@
         <w:t xml:space="preserve">Giai đoạn 1 (chi phí đầu tư cao)</w:t>
       </w:r>
       <w:r>
-        <w:t xml:space="preserve">: 1-3 năm đầu, giảm hiệu quả tài chính ngắn hạn — phù hợp DAI âm -0,129 Advanced + "digital theatre" (Verhoef et al., 2021).</w:t>
+        <w:t xml:space="preserve">: 1-3 năm đầu, giảm hiệu quả tài chính ngắn hạn, phù hợp DAI âm -0,129 Advanced + "digital theatre" (Verhoef et al., 2021).</w:t>
       </w:r>
       <w:r>
         <w:t xml:space="preserve"> </w:t>
@@ -27527,7 +27479,7 @@
         <w:t xml:space="preserve">Giai đoạn 2 (productivity payoff)</w:t>
       </w:r>
       <w:r>
-        <w:t xml:space="preserve">: vượt threshold ~3% revenue/năm × 3-5 năm sustained dẫn đến tăng năng suất + cạnh tranh quốc tế + profit margin. Liên kết Tier-1/Tier-2 Mục 4.4.5 file 15. Bằng chứng: Trung Quốc R&amp;D 39,4% late-stage Tier-2; Vùng Vịnh transition phase; Việt Nam R&amp;D 6,1% early Tier-2.</w:t>
+        <w:t xml:space="preserve">: vượt threshold ~3% revenue/năm × 3-5 năm sustained, dẫn đến tăng năng suất + cạnh tranh quốc tế + profit margin. Liên kết Tier-1/Tier-2 Mục 4.4.5 file 15. Bằng chứng: Trung Quốc R&amp;D 39,4% late-stage Tier-2; Vùng Vịnh transition phase; Việt Nam R&amp;D 6,1% early Tier-2.</w:t>
       </w:r>
     </w:p>
     <w:p>
@@ -27574,7 +27526,7 @@
           <w:bCs/>
           <w:b/>
         </w:rPr>
-        <w:t xml:space="preserve">KT1 — Three-way moderation TCI×DAI×FSTS chưa được kiểm định đồng thời trên mẫu liên quốc gia</w:t>
+        <w:t xml:space="preserve">KT1, Three-way moderation TCI×DAI×FSTS chưa được kiểm định đồng thời trên mẫu liên quốc gia</w:t>
       </w:r>
       <w:r>
         <w:t xml:space="preserve">: P3/P4/P5 kiểm định từng cặp điều tiết riêng biệt. Mô hình M7 CĐ2 sẽ lấp khoảng trống này với 108 cặp quốc gia–năm.</w:t>
@@ -27589,7 +27541,7 @@
           <w:bCs/>
           <w:b/>
         </w:rPr>
-        <w:t xml:space="preserve">KT2 — Phân nhóm con Advanced: innovation-driven vs resource-driven chưa được hệ thống hóa</w:t>
+        <w:t xml:space="preserve">KT2, Phân nhóm con Advanced: innovation-driven vs resource-driven chưa được hệ thống hóa</w:t>
       </w:r>
       <w:r>
         <w:t xml:space="preserve">: Nghiên cứu hiện hành (Bausch &amp; Krist, 2007; Kirca et al., 2012) gộp tất cả OECD vào "developed". Bằng chứng Singapore vs Saudi/Qatar/Kuwait cho thấy hai sub-group có pattern hoàn toàn khác nhau.</w:t>
@@ -27604,7 +27556,7 @@
           <w:bCs/>
           <w:b/>
         </w:rPr>
-        <w:t xml:space="preserve">KT3 — Xác nhận nhân quả Digital Saturation Paradox qua IV estimation</w:t>
+        <w:t xml:space="preserve">KT3, Xác nhận nhân quả Digital Saturation Paradox qua IV estimation</w:t>
       </w:r>
       <w:r>
         <w:t xml:space="preserve">: Hệ số DAI âm (−0,129) có thể phản ánh: (a) true saturation; (b) reverse causality; (c) omitted variable bias. IV instrument hợp lệ (broadband coverage) cần thiết để phân biệt.</w:t>
@@ -27619,7 +27571,7 @@
           <w:bCs/>
           <w:b/>
         </w:rPr>
-        <w:t xml:space="preserve">KT4 — Temporal heterogeneity ba giai đoạn 2009–2025 chưa được meta-analyzed</w:t>
+        <w:t xml:space="preserve">KT4, Temporal heterogeneity ba giai đoạn 2009–2025 chưa được meta-analyzed</w:t>
       </w:r>
       <w:r>
         <w:t xml:space="preserve">: Bằng chứng P3 (Paternoster z = 3,353, p &lt; 0,001) và P5 (TCI Paternoster p = 0,011) cho thấy parameter instability quan trọng.</w:t>
@@ -27634,7 +27586,7 @@
           <w:bCs/>
           <w:b/>
         </w:rPr>
-        <w:t xml:space="preserve">KT5 — SIDS Pacific như trường hợp biên lý thuyết của thuyết Uppsala</w:t>
+        <w:t xml:space="preserve">KT5, SIDS Pacific như trường hợp biên lý thuyết của thuyết Uppsala</w:t>
       </w:r>
       <w:r>
         <w:t xml:space="preserve">: Forced internationalization penalty tại 7 SIDS không khớp với bất kỳ dạng hàm I–P trong văn liệu. Cần khung kết hợp MIRAB + Briguglio (1995) + RBV.</w:t>
@@ -27670,10 +27622,7 @@
         <w:t xml:space="preserve">KL1</w:t>
       </w:r>
       <w:r>
-        <w:t xml:space="preserve"> </w:t>
-      </w:r>
-      <w:r>
-        <w:t xml:space="preserve">— Phi tuyến xuyên chế độ thể chế là quy luật: Inverted-U tại Emerging (Việt Nam TP 39–46%; Trung Quốc TP 47–49%); gần tuyến tính tại Advanced (Singapore TP 88,6%); forced penalty tại SIDS.</w:t>
+        <w:t xml:space="preserve">: Phi tuyến xuyên chế độ thể chế là quy luật. Inverted-U tại Emerging (Việt Nam TP 39–46%; Trung Quốc TP 47–49%); gần tuyến tính tại Advanced (Singapore TP 88,6%); forced penalty tại SIDS.</w:t>
       </w:r>
     </w:p>
     <w:p>
@@ -27688,10 +27637,7 @@
         <w:t xml:space="preserve">KL2</w:t>
       </w:r>
       <w:r>
-        <w:t xml:space="preserve"> </w:t>
-      </w:r>
-      <w:r>
-        <w:t xml:space="preserve">— TCI là level-shifter phổ quát, DAI là context-contingent amplifier: TCI dương ở mọi nhóm; DAI đổi dấu theo ICRV regime — đây là nội hàm cốt lõi của CDCM.</w:t>
+        <w:t xml:space="preserve">: TCI là level-shifter phổ quát, DAI là context-contingent amplifier. TCI dương ở mọi nhóm; DAI đổi dấu theo ICRV regime. Đây là nội hàm cốt lõi của CDCM.</w:t>
       </w:r>
     </w:p>
     <w:p>
@@ -27706,10 +27652,7 @@
         <w:t xml:space="preserve">KL3</w:t>
       </w:r>
       <w:r>
-        <w:t xml:space="preserve"> </w:t>
-      </w:r>
-      <w:r>
-        <w:t xml:space="preserve">— Digital Saturation Paradox là cơ chế đo lường, không phải thất bại thị trường: DAI âm tại Advanced là artifact của Tier-1 measurement trong bối cảnh Tier-2/3 đã được áp dụng.</w:t>
+        <w:t xml:space="preserve">: Digital Saturation Paradox là cơ chế đo lường, không phải thất bại thị trường. DAI âm tại Advanced là artifact của Tier-1 measurement trong bối cảnh Tier-2/3 đã được áp dụng.</w:t>
       </w:r>
     </w:p>
     <w:p>
@@ -27724,10 +27667,7 @@
         <w:t xml:space="preserve">KL4</w:t>
       </w:r>
       <w:r>
-        <w:t xml:space="preserve"> </w:t>
-      </w:r>
-      <w:r>
-        <w:t xml:space="preserve">— Thể chế là moderator, không phải mediator: de jure–de facto gap (Xu, 2024) giải thích đảo dấu FDI cross-regime. Chính sách nâng cao thể chế hiệu quả nhất khi song hành với nâng cấp TCI và DAI.</w:t>
+        <w:t xml:space="preserve">: Thể chế là moderator, không phải mediator. De jure–de facto gap (Xu, 2024) giải thích đảo dấu FDI cross-regime. Chính sách nâng cao thể chế hiệu quả nhất khi song hành với nâng cấp TCI và DAI.</w:t>
       </w:r>
     </w:p>
     <w:p>
@@ -27742,10 +27682,7 @@
         <w:t xml:space="preserve">KL5</w:t>
       </w:r>
       <w:r>
-        <w:t xml:space="preserve"> </w:t>
-      </w:r>
-      <w:r>
-        <w:t xml:space="preserve">— Temporal heterogeneity ba giai đoạn là thực tế cấu trúc: DAI effect mạnh hơn trong BREADY (sau COVID-19 digital acceleration). Triple-defense system đảm bảo kết luận không bị nhiễu schema.</w:t>
+        <w:t xml:space="preserve">: Temporal heterogeneity ba giai đoạn là thực tế cấu trúc. DAI effect mạnh hơn trong BREADY (sau COVID-19 digital acceleration). Triple-defense system đảm bảo kết luận không bị nhiễu schema.</w:t>
       </w:r>
     </w:p>
     <w:p>
@@ -27760,10 +27697,7 @@
         <w:t xml:space="preserve">KL6</w:t>
       </w:r>
       <w:r>
-        <w:t xml:space="preserve"> </w:t>
-      </w:r>
-      <w:r>
-        <w:t xml:space="preserve">— EAP dẫn đầu toàn cầu về nữ quản lý cấp cao (33,4%) nhưng khoảng cách sở hữu dai dẳng: Glass ceiling ở lớp sở hữu chưa được phá vỡ dù management ceiling đang thu hẹp.</w:t>
+        <w:t xml:space="preserve">: EAP dẫn đầu toàn cầu về nữ quản lý cấp cao (33,4%) nhưng khoảng cách sở hữu dai dẳng. Glass ceiling ở lớp sở hữu chưa được phá vỡ dù management ceiling đang thu hẹp.</w:t>
       </w:r>
     </w:p>
     <w:p>
@@ -27778,10 +27712,7 @@
         <w:t xml:space="preserve">KL7</w:t>
       </w:r>
       <w:r>
-        <w:t xml:space="preserve"> </w:t>
-      </w:r>
-      <w:r>
-        <w:t xml:space="preserve">— SIDS Pacific là trường hợp biên lý thuyết với forced internationalization penalty: FDI (+0,222) là nguồn năng suất chủ đạo; FSTS âm. MIRAB model phù hợp hơn Uppsala.</w:t>
+        <w:t xml:space="preserve">: SIDS Pacific là trường hợp biên lý thuyết với forced internationalization penalty. FDI (+0,222) là nguồn năng suất chủ đạo; FSTS âm. MIRAB model phù hợp hơn Uppsala.</w:t>
       </w:r>
     </w:p>
     <w:p>
@@ -27796,10 +27727,7 @@
         <w:t xml:space="preserve">KL8</w:t>
       </w:r>
       <w:r>
-        <w:t xml:space="preserve"> </w:t>
-      </w:r>
-      <w:r>
-        <w:t xml:space="preserve">— Phân nhóm con Advanced là cần thiết cho phân tích IB châu Á: Singapore và Saudi/Qatar/Kuwait cùng nhãn "Advanced" nhưng pattern năng suất doanh nghiệp hoàn toàn khác nhau.</w:t>
+        <w:t xml:space="preserve">: Phân nhóm con Advanced là cần thiết cho phân tích IB châu Á. Singapore và Saudi/Qatar/Kuwait cùng nhãn "Advanced" nhưng pattern năng suất doanh nghiệp hoàn toàn khác nhau.</w:t>
       </w:r>
     </w:p>
     <w:bookmarkEnd w:id="105"/>
@@ -27830,7 +27758,7 @@
           <w:bCs/>
           <w:b/>
         </w:rPr>
-        <w:t xml:space="preserve">(1) Uppsala có điều kiện — không phổ quát</w:t>
+        <w:t xml:space="preserve">(1) Uppsala có điều kiện, không phổ quát</w:t>
       </w:r>
       <w:r>
         <w:t xml:space="preserve">: FSTS dương tại Advanced, không có ý nghĩa tại Frontier xác nhận boundary condition: lý thuyết Uppsala vận hành chỉ trong môi trường thể chế đủ mạnh (Williamson, 1985).</w:t>
@@ -27848,7 +27776,7 @@
         <w:t xml:space="preserve">(2) CDCM như khung lý thuyết tích hợp mới cho IB digital era</w:t>
       </w:r>
       <w:r>
-        <w:t xml:space="preserve">: Phần bù năng suất của digital adoption là hàm của (i) mức độ phát triển thể chế, (ii) vị trí trên đường cong I–P, (iii) tier của digital capability được đo lường. Ba điều kiện tương tác phi tuyến — advance so với "digital premium" đồng nhất (Verhoef et al., 2021).</w:t>
+        <w:t xml:space="preserve">: Phần bù năng suất của digital adoption là hàm của (i) mức độ phát triển thể chế, (ii) vị trí trên đường cong I–P, (iii) tier của digital capability được đo lường. Ba điều kiện tương tác phi tuyến, vượt trước so với "digital premium" đồng nhất (Verhoef et al., 2021).</w:t>
       </w:r>
     </w:p>
     <w:p>
@@ -27878,7 +27806,7 @@
         <w:t xml:space="preserve">(4) Digital theatre là thực tế đo lường ở cả hai chiều</w:t>
       </w:r>
       <w:r>
-        <w:t xml:space="preserve">: Tại Advanced, DAI Tier-1 là hygiene factor bão hòa (Verhoef et al., 2021). Tại Emerging, DAI Tier-1 có thể là proxy obsolescence — đo lường không còn chụp được cơ chế kinh tế thực.</w:t>
+        <w:t xml:space="preserve">: Tại Advanced, DAI Tier-1 là hygiene factor bão hòa (Verhoef et al., 2021). Tại Emerging, DAI Tier-1 có thể là proxy obsolescence, đo lường không còn chụp được cơ chế kinh tế thực.</w:t>
       </w:r>
     </w:p>
     <w:p>
@@ -27933,7 +27861,7 @@
         <w:t xml:space="preserve">(2) Triple-defense system cho mixed-generation panel là đóng góp phương pháp luận</w:t>
       </w:r>
       <w:r>
-        <w:t xml:space="preserve">: Ba tầng kiểm chứng, (3a) Post_BREADY_2024 dummy, (3b) anchor model stability test, (3c) independent post-pandemic panel, là giao thức có thể chuẩn hóa cho bất kỳ nghiên cứu dùng WBES với nhiều thế hệ schema.</w:t>
+        <w:t xml:space="preserve">: Ba tầng kiểm chứng gồm (3a) Post_BREADY_2024 dummy, (3b) anchor model stability test, (3c) independent post-pandemic panel; là giao thức có thể chuẩn hóa cho bất kỳ nghiên cứu dùng WBES với nhiều thế hệ schema.</w:t>
       </w:r>
     </w:p>
     <w:p>
@@ -28000,7 +27928,7 @@
           <w:bCs/>
           <w:b/>
         </w:rPr>
-        <w:t xml:space="preserve">(1) Capability-first sequencing — nâng cấp TCI trước khi mở rộng FSTS</w:t>
+        <w:t xml:space="preserve">(1) Capability-first sequencing, nâng cấp TCI trước khi mở rộng FSTS</w:t>
       </w:r>
       <w:r>
         <w:t xml:space="preserve">: β TCI = 0,179 (IV-causal, P3 Việt Nam) xác nhận: xuất khẩu chỉ tạo năng suất khi doanh nghiệp có năng lực công nghệ nền tảng. Chương trình hỗ trợ xuất khẩu cần song hành với nâng cấp TCI.</w:t>
@@ -28048,7 +27976,7 @@
         <w:t xml:space="preserve">(4) GVC repositioning: assembly downstream sang mid-stream design/R&amp;D</w:t>
       </w:r>
       <w:r>
-        <w:t xml:space="preserve">: Việt Nam ở turning point (TP 39–46%). Trung Quốc R&amp;D 39,4% và TP cao hơn (47–49%) cho thấy: TCI cao dẫn đến TP cao dẫn đến chịu đựng được mức độ QTH cao hơn.</w:t>
+        <w:t xml:space="preserve">: Việt Nam ở turning point (TP 39–46%). Trung Quốc R&amp;D 39,4% và TP cao hơn (47–49%) cho thấy TCI cao dẫn đến TP cao, chịu đựng được mức độ QTH cao hơn.</w:t>
       </w:r>
     </w:p>
     <w:p>
@@ -28063,7 +27991,7 @@
         <w:t xml:space="preserve">(5) ICRV-based Policy Learning Platform cho ASEAN</w:t>
       </w:r>
       <w:r>
-        <w:t xml:space="preserve">: Trao đổi best practices giữa nền kinh tế cùng nhóm IV Emerging (Việt Nam, Indonesia, Philippines, Ấn Độ) thay vì học từ Singapore/Hàn Quốc (nhóm I — context khác biệt quá lớn).</w:t>
+        <w:t xml:space="preserve">: Trao đổi best practices giữa nền kinh tế cùng nhóm IV Emerging (Việt Nam, Indonesia, Philippines, Ấn Độ) thay vì học từ Singapore/Hàn Quốc (nhóm I, context khác biệt quá lớn).</w:t>
       </w:r>
     </w:p>
     <w:p>
@@ -28078,7 +28006,7 @@
         <w:t xml:space="preserve">(6) Chính sách số hóa phân cấp theo vùng và quy mô</w:t>
       </w:r>
       <w:r>
-        <w:t xml:space="preserve">: DAI effect phụ thuộc context — đầu tư website khác nhau tại TP.HCM (Tier-1.5) vs nông thôn đồng bằng sông Cửu Long (Tier-1 chưa bão hòa).</w:t>
+        <w:t xml:space="preserve">: DAI effect phụ thuộc context. Đầu tư website khác nhau tại TP.HCM (Tier-1.5) vs nông thôn đồng bằng sông Cửu Long (Tier-1 chưa bão hòa).</w:t>
       </w:r>
     </w:p>
     <w:p>
@@ -28090,7 +28018,7 @@
           <w:bCs/>
           <w:b/>
         </w:rPr>
-        <w:t xml:space="preserve">(7) Migration labor partnership Pacific cho Việt Nam — bài học PLMS/RSE</w:t>
+        <w:t xml:space="preserve">(7) Migration labor partnership Pacific cho Việt Nam, bài học PLMS/RSE</w:t>
       </w:r>
     </w:p>
     <w:p>
@@ -28111,7 +28039,7 @@
         <w:t xml:space="preserve">PLMS Australia</w:t>
       </w:r>
       <w:r>
-        <w:t xml:space="preserve">: Học mô hình 30.000 lao động PICs/năm dẫn đến triển khai Vietnamese Skilled Worker Mobility Scheme (nông nghiệp công nghệ cao + aged-care);</w:t>
+        <w:t xml:space="preserve">: Học mô hình 30.000 lao động PICs/năm, triển khai Vietnamese Skilled Worker Mobility Scheme (nông nghiệp công nghệ cao + aged-care);</w:t>
       </w:r>
       <w:r>
         <w:t xml:space="preserve"> </w:t>
@@ -28130,7 +28058,7 @@
         <w:t xml:space="preserve">RSE New Zealand</w:t>
       </w:r>
       <w:r>
-        <w:t xml:space="preserve">: Aquaculture + Coffee + Cashew Skills Exchange — tận dụng chuyên môn đặc thù Việt Nam;</w:t>
+        <w:t xml:space="preserve">: Aquaculture + Coffee + Cashew Skills Exchange, tận dụng chuyên môn đặc thù Việt Nam;</w:t>
       </w:r>
       <w:r>
         <w:t xml:space="preserve"> </w:t>
@@ -28180,7 +28108,7 @@
           <w:bCs/>
           <w:b/>
         </w:rPr>
-        <w:t xml:space="preserve">(8) Chính sách số hóa Asia cho SME Việt Nam — 4 lộ trình tham khảo</w:t>
+        <w:t xml:space="preserve">(8) Chính sách số hóa Asia cho SME Việt Nam, 4 lộ trình tham khảo</w:t>
       </w:r>
     </w:p>
     <w:p>
@@ -28188,13 +28116,13 @@
         <w:pStyle w:val="BodyText"/>
       </w:pPr>
       <w:r>
-        <w:t xml:space="preserve">(a) Singapore/Hàn Quốc AI full-stack (Tier-3) — không phù hợp để copy trực tiếp;</w:t>
-      </w:r>
-      <w:r>
-        <w:t xml:space="preserve"> </w:t>
-      </w:r>
-      <w:r>
-        <w:t xml:space="preserve">(b) Nhật Bản 60% DN AI back-office (Tier-2) —</w:t>
+        <w:t xml:space="preserve">(a) Singapore/Hàn Quốc AI full-stack (Tier-3), không phù hợp để copy trực tiếp;</w:t>
+      </w:r>
+      <w:r>
+        <w:t xml:space="preserve"> </w:t>
+      </w:r>
+      <w:r>
+        <w:t xml:space="preserve">(b) Nhật Bản 60% DN AI back-office (Tier-2),</w:t>
       </w:r>
       <w:r>
         <w:t xml:space="preserve"> </w:t>
@@ -28213,7 +28141,7 @@
         <w:t xml:space="preserve"> </w:t>
       </w:r>
       <w:r>
-        <w:t xml:space="preserve">(c) Trung Quốc smart manufacturing (Tier-2/3) — học positive, tránh concentration risk (Wang/Huang/Hong, 2024);</w:t>
+        <w:t xml:space="preserve">(c) Trung Quốc smart manufacturing (Tier-2/3), học positive, tránh concentration risk (Wang/Huang/Hong, 2024);</w:t>
       </w:r>
       <w:r>
         <w:t xml:space="preserve"> </w:t>
@@ -28232,7 +28160,7 @@
         <w:t xml:space="preserve">Mô hình ưu tiên Việt Nam Tier-1.5</w:t>
       </w:r>
       <w:r>
-        <w:t xml:space="preserve">: VietQR (100% miễn phí) dẫn đến Social commerce dẫn đến Cross-border Shopee/Amazon dẫn đến Cloud + AI basic.</w:t>
+        <w:t xml:space="preserve">: VietQR (100% miễn phí), Social commerce, Cross-border Shopee/Amazon, Cloud + AI basic.</w:t>
       </w:r>
       <w:r>
         <w:t xml:space="preserve"> </w:t>
@@ -28264,13 +28192,13 @@
       </w:r>
     </w:p>
     <w:bookmarkEnd w:id="108"/>
-    <w:bookmarkStart w:id="109" w:name="Xe9288914ea67ce61d39182875aa85c441a71ef7"/>
+    <w:bookmarkStart w:id="109" w:name="X9500a51cd30cc41b8f485dd802c11dde95cf480"/>
     <w:p>
       <w:pPr>
         <w:pStyle w:val="Heading4"/>
       </w:pPr>
       <w:r>
-        <w:t xml:space="preserve">7.3.4 Hàm ý cho Chuyên đề 2 — 8 robustness checks bắt buộc</w:t>
+        <w:t xml:space="preserve">7.3.4 Hàm ý cho Chuyên đề 2, 8 robustness checks bắt buộc</w:t>
       </w:r>
     </w:p>
     <w:p>
@@ -28285,7 +28213,7 @@
         <w:t xml:space="preserve">(1) Thay DV</w:t>
       </w:r>
       <w:r>
-        <w:t xml:space="preserve">: ln(LP) dẫn đến ROS, revenue growth, employment growth. Kết quả chính cần bền vững ≥ 2/3 DV.</w:t>
+        <w:t xml:space="preserve">: ln(LP), ROS, revenue growth, employment growth. Kết quả chính cần bền vững ≥ 2/3 DV.</w:t>
       </w:r>
     </w:p>
     <w:p>
@@ -28315,7 +28243,7 @@
         <w:t xml:space="preserve">(3) Thay phương pháp</w:t>
       </w:r>
       <w:r>
-        <w:t xml:space="preserve">: OLS dẫn đến quantile regression (p25/p50/p75); bootstrap SE 500 replications; HC3.</w:t>
+        <w:t xml:space="preserve">: OLS, quantile regression (p25/p50/p75); bootstrap SE 500 replications; HC3.</w:t>
       </w:r>
     </w:p>
     <w:p>
@@ -28390,7 +28318,7 @@
         <w:t xml:space="preserve">(8) Schema boundary test</w:t>
       </w:r>
       <w:r>
-        <w:t xml:space="preserve">: Triple-defense Mục 4.11 — điều kiện tiên quyết trước khi báo cáo BREADY 2025 như bằng chứng nhân quả.</w:t>
+        <w:t xml:space="preserve">: Triple-defense Mục 4.11, điều kiện tiên quyết trước khi báo cáo BREADY 2025 như bằng chứng nhân quả.</w:t>
       </w:r>
     </w:p>
     <w:bookmarkEnd w:id="109"/>
@@ -28454,7 +28382,7 @@
         <w:t xml:space="preserve">(3) TCI composite với trọng số đồng đều</w:t>
       </w:r>
       <w:r>
-        <w:t xml:space="preserve">: Trung bình đơn giản 4 thành phần (ISO, R&amp;D, đổi mới sản phẩm, công nghệ nước ngoài) chưa được xác nhận bằng factor analysis — trọng số tối ưu có thể khác nhau giữa các nhóm ICRV.</w:t>
+        <w:t xml:space="preserve">: Trung bình đơn giản 4 thành phần (ISO, R&amp;D, đổi mới sản phẩm, công nghệ nước ngoài) chưa được xác nhận bằng factor analysis; trọng số tối ưu có thể khác nhau giữa các nhóm ICRV.</w:t>
       </w:r>
     </w:p>
     <w:p>
@@ -28571,7 +28499,7 @@
           <w:bCs/>
           <w:b/>
         </w:rPr>
-        <w:t xml:space="preserve">Giai đoạn 1 — Tháng 6/2026</w:t>
+        <w:t xml:space="preserve">Giai đoạn 1, Tháng 6/2026</w:t>
       </w:r>
       <w:r>
         <w:t xml:space="preserve">: Chạy M0–M7 trên R với dữ liệu WBES harmonized đầy đủ. Lind–Mehlum test. Paternoster z-test temporal. Xuất 8 bảng kết quả (Bảng 4.3–4.10) định dạng APA 7th. Cập nhật Bảng 5.1 với số liệu thực từ regression. Nộp bản nháp CĐ1 hoàn thiện cho PGS.TS. Phan Anh Tú.</w:t>
@@ -28586,7 +28514,7 @@
           <w:bCs/>
           <w:b/>
         </w:rPr>
-        <w:t xml:space="preserve">Giai đoạn 2 — Tháng 7/2026</w:t>
+        <w:t xml:space="preserve">Giai đoạn 2, Tháng 7/2026</w:t>
       </w:r>
       <w:r>
         <w:t xml:space="preserve">: Nộp P3 (APJM) và P4 (MIR). Chuẩn bị dữ liệu WBES cho CĐ2 (101.185 obs, 47 nền kinh tế, 3 thế hệ schema harmonized). Phác thảo M0–M7 specification CĐ2.</w:t>
@@ -28601,7 +28529,7 @@
           <w:bCs/>
           <w:b/>
         </w:rPr>
-        <w:t xml:space="preserve">Giai đoạn 3 — Tháng 8/2026</w:t>
+        <w:t xml:space="preserve">Giai đoạn 3, Tháng 8/2026</w:t>
       </w:r>
       <w:r>
         <w:t xml:space="preserve">: Ước lượng M0–M7 CĐ2 với HC1 robust SE + country/year FE. Kiểm định H1–H6. Chạy 8 robustness checks. Viết Chương 4 (Kết quả) và Chương 5 (Thảo luận) CĐ2.</w:t>
@@ -28616,7 +28544,7 @@
           <w:bCs/>
           <w:b/>
         </w:rPr>
-        <w:t xml:space="preserve">Giai đoạn 4 — Tháng 9/2026</w:t>
+        <w:t xml:space="preserve">Giai đoạn 4, Tháng 9/2026</w:t>
       </w:r>
       <w:r>
         <w:t xml:space="preserve">: Tích hợp CĐ1 + CĐ2 + P3/P4/P5 vào khung luận án tổng thể. Viết Chương 1 (Tổng quan) và Chương 6 (Kết luận) luận án. Nộp bản thảo luận án hoàn chỉnh lần 1 cho hội đồng hướng dẫn.</w:t>
